--- a/docs/project-documentation/Chapter_6_Implementation_and_Post_Implementation_Plan.docx
+++ b/docs/project-documentation/Chapter_6_Implementation_and_Post_Implementation_Plan.docx
@@ -102,7 +102,7 @@
           <w:sz w:val="24"/>
           <w:szCs w:val="24"/>
         </w:rPr>
-        <w:t xml:space="preserve">An Enterprise Cybersecurity Awareness and Incident Response Platform</w:t>
+        <w:t xml:space="preserve">A Cybersecurity Awareness and Incident Response Platform</w:t>
       </w:r>
     </w:p>
     <w:p>
@@ -166,7 +166,7 @@
         <w:t xml:space="preserve">Academic session: </w:t>
       </w:r>
       <w:r>
-        <w:t xml:space="preserve">ND3 IT, January 2023 intake</w:t>
+        <w:t xml:space="preserve">ND3 IT, January 2023</w:t>
       </w:r>
     </w:p>
     <w:p>
@@ -187,7 +187,7 @@
         <w:spacing w:after="120" w:line="300"/>
       </w:pPr>
       <w:r>
-        <w:t xml:space="preserve">This chapter explains how CyberShield Hub will be introduced into an organisation and supported afterwards. It contains the pre-presentation plan, the documentation including the user manual, and the conversion and training plans.</w:t>
+        <w:t xml:space="preserve">This chapter explains how CyberShield Hub will be put into use in an organisation and how it will be supported after that. It has the pre-presentation plan, the documentation including the user manual, and the conversion and training plans.</w:t>
       </w:r>
     </w:p>
     <w:p>
@@ -203,7 +203,7 @@
         <w:spacing w:after="120" w:line="300"/>
       </w:pPr>
       <w:r>
-        <w:t xml:space="preserve">The pre-presentation is a rehearsal for the supervisor and, later, for management and staff.</w:t>
+        <w:t xml:space="preserve">The pre-presentation is a rehearsal for the supervisor. After that it can be used for management and staff.</w:t>
       </w:r>
     </w:p>
     <w:p>
@@ -212,6 +212,22 @@
       </w:pPr>
       <w:r>
         <w:t xml:space="preserve">6.2.1 Presentation outline (about 15 minutes)</w:t>
+      </w:r>
+    </w:p>
+    <w:p>
+      <w:pPr>
+        <w:keepNext/>
+        <w:spacing w:after="60" w:before="120"/>
+      </w:pPr>
+      <w:r>
+        <w:rPr>
+          <w:b/>
+          <w:bCs/>
+          <w:color w:val="555555"/>
+          <w:sz w:val="19"/>
+          <w:szCs w:val="19"/>
+        </w:rPr>
+        <w:t xml:space="preserve">Table 6.1: Presentation outline</w:t>
       </w:r>
     </w:p>
     <w:tbl>
@@ -261,7 +277,7 @@
                 <w:sz w:val="19"/>
                 <w:szCs w:val="19"/>
               </w:rPr>
-              <w:t xml:space="preserve">Slide / segment</w:t>
+              <w:t xml:space="preserve">Part</w:t>
             </w:r>
           </w:p>
         </w:tc>
@@ -466,7 +482,7 @@
                 <w:sz w:val="19"/>
                 <w:szCs w:val="19"/>
               </w:rPr>
-              <w:t xml:space="preserve">SMART objectives and what is in and out of scope</w:t>
+              <w:t xml:space="preserve">The SMART objectives and what is in and out of scope</w:t>
             </w:r>
           </w:p>
         </w:tc>
@@ -552,7 +568,7 @@
                 <w:sz w:val="19"/>
                 <w:szCs w:val="19"/>
               </w:rPr>
-              <w:t xml:space="preserve">Architecture (Figure 1) and the three roles</w:t>
+              <w:t xml:space="preserve">The architecture diagram and the three roles</w:t>
             </w:r>
           </w:p>
         </w:tc>
@@ -724,7 +740,7 @@
                 <w:sz w:val="19"/>
                 <w:szCs w:val="19"/>
               </w:rPr>
-              <w:t xml:space="preserve">345 automated tests passing; controls (JWT, RBAC, audit, upload checks)</w:t>
+              <w:t xml:space="preserve">348 automatic tests and 24 live flow checks passed; controls (JWT, roles, audit, upload checks)</w:t>
             </w:r>
           </w:p>
         </w:tc>
@@ -896,7 +912,7 @@
                 <w:sz w:val="19"/>
                 <w:szCs w:val="19"/>
               </w:rPr>
-              <w:t xml:space="preserve">Future plans; invite questions</w:t>
+              <w:t xml:space="preserve">Future plans; questions</w:t>
             </w:r>
           </w:p>
         </w:tc>
@@ -952,7 +968,7 @@
         <w:spacing w:after="60" w:line="288"/>
       </w:pPr>
       <w:r>
-        <w:t xml:space="preserve">Log in as a normal user: show the dashboard (security score and progress).</w:t>
+        <w:t xml:space="preserve">Log in as a normal user. Show the dashboard (security score and progress).</w:t>
       </w:r>
     </w:p>
     <w:p>
@@ -965,7 +981,7 @@
         <w:spacing w:after="60" w:line="288"/>
       </w:pPr>
       <w:r>
-        <w:t xml:space="preserve">Open a lesson, bookmark it, then take its quiz and show the result and recommendations.</w:t>
+        <w:t xml:space="preserve">Open a lesson and bookmark it. Take its quiz and show the result and tips.</w:t>
       </w:r>
     </w:p>
     <w:p>
@@ -978,7 +994,7 @@
         <w:spacing w:after="60" w:line="288"/>
       </w:pPr>
       <w:r>
-        <w:t xml:space="preserve">Open the phishing lab, inspect a link, select red flags and show the feedback.</w:t>
+        <w:t xml:space="preserve">Open the phishing lab, check a link, choose red flags and show the feedback.</w:t>
       </w:r>
     </w:p>
     <w:p>
@@ -991,7 +1007,7 @@
         <w:spacing w:after="60" w:line="288"/>
       </w:pPr>
       <w:r>
-        <w:t xml:space="preserve">Report an incident with an evidence file; show the generated reference number.</w:t>
+        <w:t xml:space="preserve">Report an incident with an evidence file. Show the reference number.</w:t>
       </w:r>
     </w:p>
     <w:p>
@@ -1004,7 +1020,7 @@
         <w:spacing w:after="60" w:line="288"/>
       </w:pPr>
       <w:r>
-        <w:t xml:space="preserve">Log in as an officer: open the SOC queue, assign the incident, move it to Investigating and add an update.</w:t>
+        <w:t xml:space="preserve">Log in as an officer. Open the SOC queue, assign the incident, move it to Investigating and add a note.</w:t>
       </w:r>
     </w:p>
     <w:p>
@@ -1017,7 +1033,7 @@
         <w:spacing w:after="60" w:line="288"/>
       </w:pPr>
       <w:r>
-        <w:t xml:space="preserve">Switch back to the reporter: show the timeline update. Publish an alert and show the notification.</w:t>
+        <w:t xml:space="preserve">Go back to the reporter and show the new timeline entry.</w:t>
       </w:r>
     </w:p>
     <w:p>
@@ -1030,7 +1046,7 @@
         <w:spacing w:after="60" w:line="288"/>
       </w:pPr>
       <w:r>
-        <w:t xml:space="preserve">Log in as administrator: manage a user and edit a lesson; show the audit log and CSV export.</w:t>
+        <w:t xml:space="preserve">Log in as an administrator. Publish an alert and show the notification. Manage a user and edit a lesson. Show the audit log and the CSV export.</w:t>
       </w:r>
     </w:p>
     <w:p>
@@ -1043,7 +1059,7 @@
         <w:spacing w:after="60" w:line="288"/>
       </w:pPr>
       <w:r>
-        <w:t xml:space="preserve">Show the mobile app performing a login, quiz and incident report.</w:t>
+        <w:t xml:space="preserve">Show the mobile app: login, a quiz and an incident report.</w:t>
       </w:r>
     </w:p>
     <w:p>
@@ -1064,7 +1080,7 @@
         <w:spacing w:after="60" w:line="288"/>
       </w:pPr>
       <w:r>
-        <w:t xml:space="preserve">Backend started with demo data (</w:t>
+        <w:t xml:space="preserve">Start the server with demo data (</w:t>
       </w:r>
       <w:r>
         <w:rPr>
@@ -1097,7 +1113,7 @@
         <w:t xml:space="preserve">python manage.py runserver</w:t>
       </w:r>
       <w:r>
-        <w:t xml:space="preserve">) as in </w:t>
+        <w:t xml:space="preserve">) as described in </w:t>
       </w:r>
       <w:r>
         <w:rPr>
@@ -1121,7 +1137,7 @@
         <w:spacing w:after="60" w:line="288"/>
       </w:pPr>
       <w:r>
-        <w:t xml:space="preserve">Web client started with </w:t>
+        <w:t xml:space="preserve">Start the web app with </w:t>
       </w:r>
       <w:r>
         <w:rPr>
@@ -1132,7 +1148,7 @@
         <w:t xml:space="preserve">npm run dev</w:t>
       </w:r>
       <w:r>
-        <w:t xml:space="preserve"> (or built and served); mobile app installed on a phone or emulator.</w:t>
+        <w:t xml:space="preserve">, or build and serve it. Install the mobile app on a phone or emulator.</w:t>
       </w:r>
     </w:p>
     <w:p>
@@ -1145,7 +1161,7 @@
         <w:spacing w:after="60" w:line="288"/>
       </w:pPr>
       <w:r>
-        <w:t xml:space="preserve">Three browser profiles ready (user, officer, admin) to avoid repeated log-ins.</w:t>
+        <w:t xml:space="preserve">Keep three browser profiles ready (user, officer, administrator) so that no one has to log in again during the demonstration.</w:t>
       </w:r>
     </w:p>
     <w:p>
@@ -1158,7 +1174,7 @@
         <w:spacing w:after="60" w:line="288"/>
       </w:pPr>
       <w:r>
-        <w:t xml:space="preserve">Sample evidence files (a screenshot and a PDF) saved on the desktop.</w:t>
+        <w:t xml:space="preserve">Keep two sample evidence files (a screenshot and a PDF) on the desktop.</w:t>
       </w:r>
     </w:p>
     <w:p>
@@ -1171,7 +1187,7 @@
         <w:spacing w:after="60" w:line="288"/>
       </w:pPr>
       <w:r>
-        <w:t xml:space="preserve">Backup plan: screenshots or a short screen recording if the network or server fails.</w:t>
+        <w:t xml:space="preserve">Prepare a back-up plan: screenshots or a short screen recording in case the network or server fails.</w:t>
       </w:r>
     </w:p>
     <w:p>
@@ -1180,6 +1196,22 @@
       </w:pPr>
       <w:r>
         <w:t xml:space="preserve">6.3 Documentation</w:t>
+      </w:r>
+    </w:p>
+    <w:p>
+      <w:pPr>
+        <w:keepNext/>
+        <w:spacing w:after="60" w:before="120"/>
+      </w:pPr>
+      <w:r>
+        <w:rPr>
+          <w:b/>
+          <w:bCs/>
+          <w:color w:val="555555"/>
+          <w:sz w:val="19"/>
+          <w:szCs w:val="19"/>
+        </w:rPr>
+        <w:t xml:space="preserve">Table 6.2: Project documents</w:t>
       </w:r>
     </w:p>
     <w:tbl>
@@ -1259,7 +1291,7 @@
                 <w:sz w:val="19"/>
                 <w:szCs w:val="19"/>
               </w:rPr>
-              <w:t xml:space="preserve">Audience</w:t>
+              <w:t xml:space="preserve">Reader</w:t>
             </w:r>
           </w:p>
         </w:tc>
@@ -1289,7 +1321,7 @@
                 <w:sz w:val="19"/>
                 <w:szCs w:val="19"/>
               </w:rPr>
-              <w:t xml:space="preserve">Location</w:t>
+              <w:t xml:space="preserve">Place</w:t>
             </w:r>
           </w:p>
         </w:tc>
@@ -1321,7 +1353,7 @@
                 <w:sz w:val="19"/>
                 <w:szCs w:val="19"/>
               </w:rPr>
-              <w:t xml:space="preserve">Project chapters 1–7 (this series)</w:t>
+              <w:t xml:space="preserve">Project chapters 1 to 7 and the combined document</w:t>
             </w:r>
           </w:p>
         </w:tc>
@@ -1408,7 +1440,7 @@
                 <w:sz w:val="19"/>
                 <w:szCs w:val="19"/>
               </w:rPr>
-              <w:t xml:space="preserve">README and LaunchMe (installation and run guide)</w:t>
+              <w:t xml:space="preserve">README and LaunchMe (install and run guide)</w:t>
             </w:r>
           </w:p>
         </w:tc>
@@ -1510,7 +1542,7 @@
                 <w:sz w:val="19"/>
                 <w:szCs w:val="19"/>
               </w:rPr>
-              <w:t xml:space="preserve">Architecture and diagrams</w:t>
+              <w:t xml:space="preserve">Architecture notes</w:t>
             </w:r>
           </w:p>
         </w:tc>
@@ -1597,7 +1629,7 @@
                 <w:sz w:val="19"/>
                 <w:szCs w:val="19"/>
               </w:rPr>
-              <w:t xml:space="preserve">API endpoint map and live Swagger documentation</w:t>
+              <w:t xml:space="preserve">API map and live Swagger pages</w:t>
             </w:r>
           </w:p>
         </w:tc>
@@ -1624,7 +1656,7 @@
                 <w:sz w:val="19"/>
                 <w:szCs w:val="19"/>
               </w:rPr>
-              <w:t xml:space="preserve">Developers, integrators</w:t>
+              <w:t xml:space="preserve">Developers</w:t>
             </w:r>
           </w:p>
         </w:tc>
@@ -1699,7 +1731,7 @@
                 <w:sz w:val="19"/>
                 <w:szCs w:val="19"/>
               </w:rPr>
-              <w:t xml:space="preserve">Database schema reference</w:t>
+              <w:t xml:space="preserve">Database schema</w:t>
             </w:r>
           </w:p>
         </w:tc>
@@ -1900,7 +1932,7 @@
                 <w:sz w:val="19"/>
                 <w:szCs w:val="19"/>
               </w:rPr>
-              <w:t xml:space="preserve">End users and officers</w:t>
+              <w:t xml:space="preserve">Users and officers</w:t>
             </w:r>
           </w:p>
         </w:tc>
@@ -1927,7 +1959,7 @@
                 <w:sz w:val="19"/>
                 <w:szCs w:val="19"/>
               </w:rPr>
-              <w:t xml:space="preserve">Section 6.3.1 below</w:t>
+              <w:t xml:space="preserve">Section 6.3.1</w:t>
             </w:r>
           </w:p>
         </w:tc>
@@ -2013,7 +2045,7 @@
                 <w:sz w:val="19"/>
                 <w:szCs w:val="19"/>
               </w:rPr>
-              <w:t xml:space="preserve">Section 6.3.2 below</w:t>
+              <w:t xml:space="preserve">Section 6.3.2</w:t>
             </w:r>
           </w:p>
         </w:tc>
@@ -2050,7 +2082,7 @@
         <w:spacing w:after="60" w:line="288"/>
       </w:pPr>
       <w:r>
-        <w:t xml:space="preserve">Open the CyberShield Hub address in your browser (or open the mobile app).</w:t>
+        <w:t xml:space="preserve">Open the CyberShield Hub address in your browser, or open the mobile app.</w:t>
       </w:r>
     </w:p>
     <w:p>
@@ -2063,17 +2095,17 @@
         <w:spacing w:after="60" w:line="288"/>
       </w:pPr>
       <w:r>
-        <w:t xml:space="preserve">Select </w:t>
+        <w:t xml:space="preserve">Choose </w:t>
       </w:r>
       <w:r>
         <w:rPr>
           <w:b/>
           <w:bCs/>
         </w:rPr>
-        <w:t xml:space="preserve">Register</w:t>
-      </w:r>
-      <w:r>
-        <w:t xml:space="preserve">, enter your name, e-mail and a strong password (the strength meter must show an acceptable level), and submit.</w:t>
+        <w:t xml:space="preserve">Create account</w:t>
+      </w:r>
+      <w:r>
+        <w:t xml:space="preserve">. Enter your name, e-mail and a strong password (at least 10 characters). Submit the form.</w:t>
       </w:r>
     </w:p>
     <w:p>
@@ -2086,17 +2118,17 @@
         <w:spacing w:after="60" w:line="288"/>
       </w:pPr>
       <w:r>
-        <w:t xml:space="preserve">Sign in with your e-mail and password. If you forget your password choose </w:t>
+        <w:t xml:space="preserve">Sign in with your e-mail and password. If you forget the password, choose </w:t>
       </w:r>
       <w:r>
         <w:rPr>
           <w:b/>
           <w:bCs/>
         </w:rPr>
-        <w:t xml:space="preserve">Forgot password</w:t>
-      </w:r>
-      <w:r>
-        <w:t xml:space="preserve"> and follow the link sent to you.</w:t>
+        <w:t xml:space="preserve">Reset password</w:t>
+      </w:r>
+      <w:r>
+        <w:t xml:space="preserve"> and follow the link.</w:t>
       </w:r>
     </w:p>
     <w:p>
@@ -2142,17 +2174,17 @@
         <w:t xml:space="preserve">Account</w:t>
       </w:r>
       <w:r>
-        <w:t xml:space="preserve"> to update your profile or change your password. Always choose </w:t>
+        <w:t xml:space="preserve"> to change your profile or password. Always choose </w:t>
       </w:r>
       <w:r>
         <w:rPr>
           <w:b/>
           <w:bCs/>
         </w:rPr>
-        <w:t xml:space="preserve">Log out</w:t>
-      </w:r>
-      <w:r>
-        <w:t xml:space="preserve"> on shared computers.</w:t>
+        <w:t xml:space="preserve">Sign out</w:t>
+      </w:r>
+      <w:r>
+        <w:t xml:space="preserve"> on a shared computer.</w:t>
       </w:r>
     </w:p>
     <w:p>
@@ -2161,6 +2193,22 @@
       </w:pPr>
       <w:r>
         <w:t xml:space="preserve">B. Learn</w:t>
+      </w:r>
+    </w:p>
+    <w:p>
+      <w:pPr>
+        <w:keepNext/>
+        <w:spacing w:after="60" w:before="120"/>
+      </w:pPr>
+      <w:r>
+        <w:rPr>
+          <w:b/>
+          <w:bCs/>
+          <w:color w:val="555555"/>
+          <w:sz w:val="19"/>
+          <w:szCs w:val="19"/>
+        </w:rPr>
+        <w:t xml:space="preserve">Table 6.3: User manual: learning</w:t>
       </w:r>
     </w:p>
     <w:tbl>
@@ -2298,7 +2346,7 @@
                 <w:sz w:val="19"/>
                 <w:szCs w:val="19"/>
               </w:rPr>
-              <w:t xml:space="preserve">Training → type in the search box or filter by category and difficulty → select a card.</w:t>
+              <w:t xml:space="preserve">Training. Type in the search box or filter by category and difficulty. Select a card.</w:t>
             </w:r>
           </w:p>
         </w:tc>
@@ -2357,7 +2405,7 @@
                 <w:sz w:val="19"/>
                 <w:szCs w:val="19"/>
               </w:rPr>
-              <w:t xml:space="preserve">Open the lesson, read the content; progress is saved. Select </w:t>
+              <w:t xml:space="preserve">Open the lesson and read it. Your progress is saved. Choose </w:t>
             </w:r>
             <w:r>
               <w:rPr>
@@ -2405,7 +2453,7 @@
                 <w:sz w:val="19"/>
                 <w:szCs w:val="19"/>
               </w:rPr>
-              <w:t xml:space="preserve">Bookmark</w:t>
+              <w:t xml:space="preserve">Bookmark a lesson</w:t>
             </w:r>
           </w:p>
         </w:tc>
@@ -2432,7 +2480,7 @@
                 <w:sz w:val="19"/>
                 <w:szCs w:val="19"/>
               </w:rPr>
-              <w:t xml:space="preserve">Select the bookmark icon on a lesson; find it later in your bookmarks.</w:t>
+              <w:t xml:space="preserve">Select the bookmark icon on the lesson.</w:t>
             </w:r>
           </w:p>
         </w:tc>
@@ -2491,7 +2539,7 @@
                 <w:sz w:val="19"/>
                 <w:szCs w:val="19"/>
               </w:rPr>
-              <w:t xml:space="preserve">Quizzes → choose a quiz (check attempts remaining) → Start → answer all questions before the timer ends → Submit.</w:t>
+              <w:t xml:space="preserve">Quizzes. Choose a quiz and check how many attempts are left. Start, answer every question before the timer ends, then submit.</w:t>
             </w:r>
           </w:p>
         </w:tc>
@@ -2550,7 +2598,7 @@
                 <w:sz w:val="19"/>
                 <w:szCs w:val="19"/>
               </w:rPr>
-              <w:t xml:space="preserve">The result page shows score, pass/fail, the correct answers with explanations and lessons recommended for weak topics.</w:t>
+              <w:t xml:space="preserve">The result page shows your score, pass or fail, the correct answers with reasons, and lessons for your weak topics.</w:t>
             </w:r>
           </w:p>
         </w:tc>
@@ -2609,7 +2657,7 @@
                 <w:sz w:val="19"/>
                 <w:szCs w:val="19"/>
               </w:rPr>
-              <w:t xml:space="preserve">Phishing lab → open a message → inspect the sender and links → tick the red flags you see → choose Safe or Suspicious → read the feedback.</w:t>
+              <w:t xml:space="preserve">Phishing lab. Open a message, check the sender and links, tick the red flags you see, choose Safe or Suspicious, then read the feedback.</w:t>
             </w:r>
           </w:p>
         </w:tc>
@@ -2625,7 +2673,7 @@
         <w:pStyle w:val="Heading3"/>
       </w:pPr>
       <w:r>
-        <w:t xml:space="preserve">C. Report and track an incident</w:t>
+        <w:t xml:space="preserve">C. Report and follow an incident</w:t>
       </w:r>
     </w:p>
     <w:p>
@@ -2645,7 +2693,17 @@
           <w:b/>
           <w:bCs/>
         </w:rPr>
-        <w:t xml:space="preserve">Incidents → Report incident</w:t>
+        <w:t xml:space="preserve">Incidents</w:t>
+      </w:r>
+      <w:r>
+        <w:t xml:space="preserve">, then </w:t>
+      </w:r>
+      <w:r>
+        <w:rPr>
+          <w:b/>
+          <w:bCs/>
+        </w:rPr>
+        <w:t xml:space="preserve">Report incident</w:t>
       </w:r>
       <w:r>
         <w:t xml:space="preserve">.</w:t>
@@ -2661,7 +2719,7 @@
         <w:spacing w:after="60" w:line="288"/>
       </w:pPr>
       <w:r>
-        <w:t xml:space="preserve">Enter a clear title, the affected system, category, severity, when it happened and a description of what you saw.</w:t>
+        <w:t xml:space="preserve">Write a clear title. Give the affected system, category, severity, the time it happened and a description of what you saw.</w:t>
       </w:r>
     </w:p>
     <w:p>
@@ -2674,7 +2732,7 @@
         <w:spacing w:after="60" w:line="288"/>
       </w:pPr>
       <w:r>
-        <w:t xml:space="preserve">Attach evidence (screenshots, e-mails, logs). Allowed types: png, jpg, jpeg, pdf, txt, log, eml, msg; maximum 10 MB each.</w:t>
+        <w:t xml:space="preserve">Attach evidence such as screenshots, e-mails or logs. Allowed types: png, jpg, jpeg, pdf, txt, log, eml, msg. Each file can be up to 10 MB.</w:t>
       </w:r>
     </w:p>
     <w:p>
@@ -2697,7 +2755,7 @@
         <w:t xml:space="preserve">Save draft</w:t>
       </w:r>
       <w:r>
-        <w:t xml:space="preserve"> to finish later or </w:t>
+        <w:t xml:space="preserve"> to finish later, or </w:t>
       </w:r>
       <w:r>
         <w:rPr>
@@ -2707,7 +2765,7 @@
         <w:t xml:space="preserve">Submit</w:t>
       </w:r>
       <w:r>
-        <w:t xml:space="preserve">. Note the reference number (INC-date-code).</w:t>
+        <w:t xml:space="preserve">. Write down the reference number (INC-date-code).</w:t>
       </w:r>
     </w:p>
     <w:p>
@@ -2730,7 +2788,7 @@
         <w:t xml:space="preserve">Incidents</w:t>
       </w:r>
       <w:r>
-        <w:t xml:space="preserve">: open the incident to see its status and timeline.</w:t>
+        <w:t xml:space="preserve">. Open an incident to see its status and timeline.</w:t>
       </w:r>
     </w:p>
     <w:p>
@@ -2745,7 +2803,7 @@
         <w:t xml:space="preserve">Tip:</w:t>
       </w:r>
       <w:r>
-        <w:t xml:space="preserve"> Report early. Do not delete the suspicious message and do not click links in it.</w:t>
+        <w:t xml:space="preserve"> report early. Do not delete the suspicious message and do not click links in it.</w:t>
       </w:r>
     </w:p>
     <w:p>
@@ -2761,7 +2819,7 @@
         <w:spacing w:after="120" w:line="300"/>
       </w:pPr>
       <w:r>
-        <w:t xml:space="preserve">The bell icon shows the number of unread alerts. Open </w:t>
+        <w:t xml:space="preserve">The bell shows the number of unread alerts. Open </w:t>
       </w:r>
       <w:r>
         <w:rPr>
@@ -2771,7 +2829,7 @@
         <w:t xml:space="preserve">Alerts</w:t>
       </w:r>
       <w:r>
-        <w:t xml:space="preserve"> to read advisories, mark one as read or choose </w:t>
+        <w:t xml:space="preserve"> to read warnings. Mark one alert as read, or choose </w:t>
       </w:r>
       <w:r>
         <w:rPr>
@@ -2790,6 +2848,22 @@
       </w:pPr>
       <w:r>
         <w:t xml:space="preserve">E. Cybersecurity officer tasks</w:t>
+      </w:r>
+    </w:p>
+    <w:p>
+      <w:pPr>
+        <w:keepNext/>
+        <w:spacing w:after="60" w:before="120"/>
+      </w:pPr>
+      <w:r>
+        <w:rPr>
+          <w:b/>
+          <w:bCs/>
+          <w:color w:val="555555"/>
+          <w:sz w:val="19"/>
+          <w:szCs w:val="19"/>
+        </w:rPr>
+        <w:t xml:space="preserve">Table 6.4: User manual: officers</w:t>
       </w:r>
     </w:p>
     <w:tbl>
@@ -2927,7 +3001,7 @@
                 <w:sz w:val="19"/>
                 <w:szCs w:val="19"/>
               </w:rPr>
-              <w:t xml:space="preserve">SOC queue → incidents appear in columns by status, highest priority first; use the heat map to see severity against status.</w:t>
+              <w:t xml:space="preserve">SOC queue. Incidents are shown in columns by status, highest priority first. Use the heat map to compare severity with status.</w:t>
             </w:r>
           </w:p>
         </w:tc>
@@ -2959,7 +3033,7 @@
                 <w:sz w:val="19"/>
                 <w:szCs w:val="19"/>
               </w:rPr>
-              <w:t xml:space="preserve">Assign</w:t>
+              <w:t xml:space="preserve">Assign an incident</w:t>
             </w:r>
           </w:p>
         </w:tc>
@@ -2986,7 +3060,7 @@
                 <w:sz w:val="19"/>
                 <w:szCs w:val="19"/>
               </w:rPr>
-              <w:t xml:space="preserve">Open an incident → Manage panel → choose an officer → Assign.</w:t>
+              <w:t xml:space="preserve">Open the incident. In the manage panel choose an officer and select Assign.</w:t>
             </w:r>
           </w:p>
         </w:tc>
@@ -3045,7 +3119,7 @@
                 <w:sz w:val="19"/>
                 <w:szCs w:val="19"/>
               </w:rPr>
-              <w:t xml:space="preserve">Manage panel → select the new status (Investigating, Escalated, Resolved, Closed) and add a note; the timeline is updated automatically.</w:t>
+              <w:t xml:space="preserve">In the manage panel choose the new status (Investigating, Escalated, Resolved or Closed) and write a note. The timeline is updated by itself.</w:t>
             </w:r>
           </w:p>
         </w:tc>
@@ -3077,7 +3151,7 @@
                 <w:sz w:val="19"/>
                 <w:szCs w:val="19"/>
               </w:rPr>
-              <w:t xml:space="preserve">Publish an alert</w:t>
+              <w:t xml:space="preserve">View analytics</w:t>
             </w:r>
           </w:p>
         </w:tc>
@@ -3104,7 +3178,7 @@
                 <w:sz w:val="19"/>
                 <w:szCs w:val="19"/>
               </w:rPr>
-              <w:t xml:space="preserve">Alerts → Publish → enter title, message, priority, audience and expiry → Publish.</w:t>
+              <w:t xml:space="preserve">Analytics. Read the training, quiz, phishing, incident and risk charts.</w:t>
             </w:r>
           </w:p>
         </w:tc>
@@ -3136,7 +3210,7 @@
                 <w:sz w:val="19"/>
                 <w:szCs w:val="19"/>
               </w:rPr>
-              <w:t xml:space="preserve">View analytics</w:t>
+              <w:t xml:space="preserve">Check the audit log</w:t>
             </w:r>
           </w:p>
         </w:tc>
@@ -3163,66 +3237,7 @@
                 <w:sz w:val="19"/>
                 <w:szCs w:val="19"/>
               </w:rPr>
-              <w:t xml:space="preserve">Analytics → review training, quiz, phishing, incident and risk charts.</w:t>
-            </w:r>
-          </w:p>
-        </w:tc>
-      </w:tr>
-      <w:tr>
-        <w:trPr>
-          <w:cantSplit/>
-        </w:trPr>
-        <w:tc>
-          <w:tcPr>
-            <w:tcW w:type="dxa" w:w="2400"/>
-            <w:tcBorders>
-              <w:top w:val="single" w:color="B8C2D0" w:sz="4"/>
-              <w:left w:val="single" w:color="B8C2D0" w:sz="4"/>
-              <w:bottom w:val="single" w:color="B8C2D0" w:sz="4"/>
-              <w:right w:val="single" w:color="B8C2D0" w:sz="4"/>
-            </w:tcBorders>
-            <w:shd w:fill="FFFFFF" w:color="auto" w:val="clear"/>
-            <w:tcMar>
-              <w:top w:type="dxa" w:w="60"/>
-              <w:left w:type="dxa" w:w="100"/>
-              <w:bottom w:type="dxa" w:w="60"/>
-              <w:right w:type="dxa" w:w="100"/>
-            </w:tcMar>
-          </w:tcPr>
-          <w:p>
-            <w:r>
-              <w:rPr>
-                <w:sz w:val="19"/>
-                <w:szCs w:val="19"/>
-              </w:rPr>
-              <w:t xml:space="preserve">Audit</w:t>
-            </w:r>
-          </w:p>
-        </w:tc>
-        <w:tc>
-          <w:tcPr>
-            <w:tcW w:type="dxa" w:w="6626"/>
-            <w:tcBorders>
-              <w:top w:val="single" w:color="B8C2D0" w:sz="4"/>
-              <w:left w:val="single" w:color="B8C2D0" w:sz="4"/>
-              <w:bottom w:val="single" w:color="B8C2D0" w:sz="4"/>
-              <w:right w:val="single" w:color="B8C2D0" w:sz="4"/>
-            </w:tcBorders>
-            <w:shd w:fill="FFFFFF" w:color="auto" w:val="clear"/>
-            <w:tcMar>
-              <w:top w:type="dxa" w:w="60"/>
-              <w:left w:type="dxa" w:w="100"/>
-              <w:bottom w:type="dxa" w:w="60"/>
-              <w:right w:type="dxa" w:w="100"/>
-            </w:tcMar>
-          </w:tcPr>
-          <w:p>
-            <w:r>
-              <w:rPr>
-                <w:sz w:val="19"/>
-                <w:szCs w:val="19"/>
-              </w:rPr>
-              <w:t xml:space="preserve">Audit log → filter or search → Export CSV.</w:t>
+              <w:t xml:space="preserve">Audit log. Filter or search, then choose Export CSV.</w:t>
             </w:r>
           </w:p>
         </w:tc>
@@ -3239,6 +3254,22 @@
       </w:pPr>
       <w:r>
         <w:t xml:space="preserve">F. Administrator tasks</w:t>
+      </w:r>
+    </w:p>
+    <w:p>
+      <w:pPr>
+        <w:keepNext/>
+        <w:spacing w:after="60" w:before="120"/>
+      </w:pPr>
+      <w:r>
+        <w:rPr>
+          <w:b/>
+          <w:bCs/>
+          <w:color w:val="555555"/>
+          <w:sz w:val="19"/>
+          <w:szCs w:val="19"/>
+        </w:rPr>
+        <w:t xml:space="preserve">Table 6.5: User manual: administrators</w:t>
       </w:r>
     </w:p>
     <w:tbl>
@@ -3376,7 +3407,7 @@
                 <w:sz w:val="19"/>
                 <w:szCs w:val="19"/>
               </w:rPr>
-              <w:t xml:space="preserve">Admin → Users → activate, deactivate, change role, reset failed-login counter.</w:t>
+              <w:t xml:space="preserve">Admin, then Users. Activate or deactivate an account, change a role or reset the failed-login counter.</w:t>
             </w:r>
           </w:p>
         </w:tc>
@@ -3435,7 +3466,7 @@
                 <w:sz w:val="19"/>
                 <w:szCs w:val="19"/>
               </w:rPr>
-              <w:t xml:space="preserve">Admin → Content library → Lessons / Quizzes / Simulations / Categories → New or Edit → Save.</w:t>
+              <w:t xml:space="preserve">Admin, then Content library. Choose Lessons, Quizzes, Simulations or Categories. Select New or Edit, then Save.</w:t>
             </w:r>
           </w:p>
         </w:tc>
@@ -3467,7 +3498,7 @@
                 <w:sz w:val="19"/>
                 <w:szCs w:val="19"/>
               </w:rPr>
-              <w:t xml:space="preserve">Quiz settings</w:t>
+              <w:t xml:space="preserve">Set quiz rules</w:t>
             </w:r>
           </w:p>
         </w:tc>
@@ -3494,7 +3525,82 @@
                 <w:sz w:val="19"/>
                 <w:szCs w:val="19"/>
               </w:rPr>
-              <w:t xml:space="preserve">Admin → Quiz settings → set pass score, time limit, attempts and randomisation.</w:t>
+              <w:t xml:space="preserve">Admin, then Quiz settings. Set the pass score, time limit, attempts and question order.</w:t>
+            </w:r>
+          </w:p>
+        </w:tc>
+      </w:tr>
+      <w:tr>
+        <w:trPr>
+          <w:cantSplit/>
+        </w:trPr>
+        <w:tc>
+          <w:tcPr>
+            <w:tcW w:type="dxa" w:w="2400"/>
+            <w:tcBorders>
+              <w:top w:val="single" w:color="B8C2D0" w:sz="4"/>
+              <w:left w:val="single" w:color="B8C2D0" w:sz="4"/>
+              <w:bottom w:val="single" w:color="B8C2D0" w:sz="4"/>
+              <w:right w:val="single" w:color="B8C2D0" w:sz="4"/>
+            </w:tcBorders>
+            <w:shd w:fill="FFFFFF" w:color="auto" w:val="clear"/>
+            <w:tcMar>
+              <w:top w:type="dxa" w:w="60"/>
+              <w:left w:type="dxa" w:w="100"/>
+              <w:bottom w:type="dxa" w:w="60"/>
+              <w:right w:type="dxa" w:w="100"/>
+            </w:tcMar>
+          </w:tcPr>
+          <w:p>
+            <w:r>
+              <w:rPr>
+                <w:sz w:val="19"/>
+                <w:szCs w:val="19"/>
+              </w:rPr>
+              <w:t xml:space="preserve">Publish an alert</w:t>
+            </w:r>
+          </w:p>
+        </w:tc>
+        <w:tc>
+          <w:tcPr>
+            <w:tcW w:type="dxa" w:w="6626"/>
+            <w:tcBorders>
+              <w:top w:val="single" w:color="B8C2D0" w:sz="4"/>
+              <w:left w:val="single" w:color="B8C2D0" w:sz="4"/>
+              <w:bottom w:val="single" w:color="B8C2D0" w:sz="4"/>
+              <w:right w:val="single" w:color="B8C2D0" w:sz="4"/>
+            </w:tcBorders>
+            <w:shd w:fill="FFFFFF" w:color="auto" w:val="clear"/>
+            <w:tcMar>
+              <w:top w:type="dxa" w:w="60"/>
+              <w:left w:type="dxa" w:w="100"/>
+              <w:bottom w:type="dxa" w:w="60"/>
+              <w:right w:type="dxa" w:w="100"/>
+            </w:tcMar>
+          </w:tcPr>
+          <w:p>
+            <w:r>
+              <w:rPr>
+                <w:sz w:val="19"/>
+                <w:szCs w:val="19"/>
+              </w:rPr>
+              <w:t xml:space="preserve">Alerts, then </w:t>
+            </w:r>
+            <w:r>
+              <w:rPr>
+                <w:b/>
+                <w:bCs/>
+                <w:sz w:val="19"/>
+                <w:szCs w:val="19"/>
+              </w:rPr>
+              <w:t xml:space="preserve">Publish alert</w:t>
+            </w:r>
+            <w:r>
+              <w:rPr>
+                <w:sz w:val="19"/>
+                <w:szCs w:val="19"/>
+              </w:rPr>
+              <w:t xml:space="preserve">. Enter a title, text, priority, audience and end date, then publish.</w:t>
             </w:r>
           </w:p>
         </w:tc>
@@ -3511,6 +3617,22 @@
       </w:pPr>
       <w:r>
         <w:t xml:space="preserve">G. Troubleshooting</w:t>
+      </w:r>
+    </w:p>
+    <w:p>
+      <w:pPr>
+        <w:keepNext/>
+        <w:spacing w:after="60" w:before="120"/>
+      </w:pPr>
+      <w:r>
+        <w:rPr>
+          <w:b/>
+          <w:bCs/>
+          <w:color w:val="555555"/>
+          <w:sz w:val="19"/>
+          <w:szCs w:val="19"/>
+        </w:rPr>
+        <w:t xml:space="preserve">Table 6.6: User manual: troubleshooting</w:t>
       </w:r>
     </w:p>
     <w:tbl>
@@ -3648,7 +3770,7 @@
                 <w:sz w:val="19"/>
                 <w:szCs w:val="19"/>
               </w:rPr>
-              <w:t xml:space="preserve">Check the e-mail and password; after many failures wait a minute (throttling); ask an administrator if your account is deactivated.</w:t>
+              <w:t xml:space="preserve">Check the e-mail and password. After many wrong tries, wait one minute. Ask an administrator if your account is deactivated.</w:t>
             </w:r>
           </w:p>
         </w:tc>
@@ -3680,7 +3802,7 @@
                 <w:sz w:val="19"/>
                 <w:szCs w:val="19"/>
               </w:rPr>
-              <w:t xml:space="preserve">Session ended</w:t>
+              <w:t xml:space="preserve">The session ended</w:t>
             </w:r>
           </w:p>
         </w:tc>
@@ -3707,7 +3829,7 @@
                 <w:sz w:val="19"/>
                 <w:szCs w:val="19"/>
               </w:rPr>
-              <w:t xml:space="preserve">Sessions expire for security; log in again.</w:t>
+              <w:t xml:space="preserve">Sessions end for safety. Sign in again.</w:t>
             </w:r>
           </w:p>
         </w:tc>
@@ -3739,7 +3861,7 @@
                 <w:sz w:val="19"/>
                 <w:szCs w:val="19"/>
               </w:rPr>
-              <w:t xml:space="preserve">File rejected</w:t>
+              <w:t xml:space="preserve">A file is refused</w:t>
             </w:r>
           </w:p>
         </w:tc>
@@ -3766,7 +3888,7 @@
                 <w:sz w:val="19"/>
                 <w:szCs w:val="19"/>
               </w:rPr>
-              <w:t xml:space="preserve">Check the type (png, jpg, jpeg, pdf, txt, log, eml, msg) and size (under 10 MB).</w:t>
+              <w:t xml:space="preserve">Check the type (png, jpg, jpeg, pdf, txt, log, eml, msg) and the size (under 10 MB).</w:t>
             </w:r>
           </w:p>
         </w:tc>
@@ -3857,7 +3979,7 @@
                 <w:sz w:val="19"/>
                 <w:szCs w:val="19"/>
               </w:rPr>
-              <w:t xml:space="preserve">Page will not load</w:t>
+              <w:t xml:space="preserve">The page does not load</w:t>
             </w:r>
           </w:p>
         </w:tc>
@@ -3884,7 +4006,7 @@
                 <w:sz w:val="19"/>
                 <w:szCs w:val="19"/>
               </w:rPr>
-              <w:t xml:space="preserve">Check your network connection and try again; contact IT if it continues.</w:t>
+              <w:t xml:space="preserve">Check your network and try again. Tell IT if it continues.</w:t>
             </w:r>
           </w:p>
         </w:tc>
@@ -3913,7 +4035,7 @@
         <w:spacing w:after="60" w:line="288"/>
       </w:pPr>
       <w:r>
-        <w:t xml:space="preserve">Install Python 3.12+ and Node.js 20+ (Flutter only for the mobile app).</w:t>
+        <w:t xml:space="preserve">Install Python 3.12 or newer and Node.js 20 or newer (Flutter only for the mobile app).</w:t>
       </w:r>
     </w:p>
     <w:p>
@@ -3948,7 +4070,7 @@
         <w:t xml:space="preserve">.env</w:t>
       </w:r>
       <w:r>
-        <w:t xml:space="preserve"> and set </w:t>
+        <w:t xml:space="preserve">. Set </w:t>
       </w:r>
       <w:r>
         <w:rPr>
@@ -4003,7 +4125,7 @@
         <w:t xml:space="preserve">DB_ENGINE=mysql</w:t>
       </w:r>
       <w:r>
-        <w:t xml:space="preserve"> for production).</w:t>
+        <w:t xml:space="preserve"> for real use).</w:t>
       </w:r>
     </w:p>
     <w:p>
@@ -4027,7 +4149,7 @@
         <w:t xml:space="preserve">backend/</w:t>
       </w:r>
       <w:r>
-        <w:t xml:space="preserve">: create a virtual environment, </w:t>
+        <w:t xml:space="preserve">: make a virtual environment, run </w:t>
       </w:r>
       <w:r>
         <w:rPr>
@@ -4038,7 +4160,7 @@
         <w:t xml:space="preserve">pip install -r requirements.txt</w:t>
       </w:r>
       <w:r>
-        <w:t xml:space="preserve">, </w:t>
+        <w:t xml:space="preserve"> and </w:t>
       </w:r>
       <w:r>
         <w:rPr>
@@ -4049,7 +4171,7 @@
         <w:t xml:space="preserve">python manage.py migrate</w:t>
       </w:r>
       <w:r>
-        <w:t xml:space="preserve">, then create the first administrator with </w:t>
+        <w:t xml:space="preserve">, then make the first administrator with </w:t>
       </w:r>
       <w:r>
         <w:rPr>
@@ -4073,7 +4195,7 @@
         <w:spacing w:after="60" w:line="288"/>
       </w:pPr>
       <w:r>
-        <w:t xml:space="preserve">Start the API behind a production web server with HTTPS; build the web client with </w:t>
+        <w:t xml:space="preserve">Run the API behind a production web server with HTTPS. Build the web app with </w:t>
       </w:r>
       <w:r>
         <w:rPr>
@@ -4084,7 +4206,7 @@
         <w:t xml:space="preserve">npm run build</w:t>
       </w:r>
       <w:r>
-        <w:t xml:space="preserve"> and serve the output.</w:t>
+        <w:t xml:space="preserve"> and serve the result.</w:t>
       </w:r>
     </w:p>
     <w:p>
@@ -4097,7 +4219,7 @@
         <w:spacing w:after="60" w:line="288"/>
       </w:pPr>
       <w:r>
-        <w:t xml:space="preserve">Verify the health check (</w:t>
+        <w:t xml:space="preserve">Check the health page (</w:t>
       </w:r>
       <w:r>
         <w:rPr>
@@ -4108,7 +4230,7 @@
         <w:t xml:space="preserve">/health/</w:t>
       </w:r>
       <w:r>
-        <w:t xml:space="preserve">) and Swagger page (</w:t>
+        <w:t xml:space="preserve">) and the Swagger page (</w:t>
       </w:r>
       <w:r>
         <w:rPr>
@@ -4153,7 +4275,7 @@
         <w:t xml:space="preserve">seed_demo</w:t>
       </w:r>
       <w:r>
-        <w:t xml:space="preserve"> on a production system except for a training environment: it creates sample accounts with a known password.</w:t>
+        <w:t xml:space="preserve"> on a real system. It creates sample accounts with a known password. Use it only for a training copy.</w:t>
       </w:r>
     </w:p>
     <w:p>
@@ -4169,7 +4291,23 @@
         <w:pStyle w:val="Heading2"/>
       </w:pPr>
       <w:r>
-        <w:t xml:space="preserve">6.4.1 Choice of conversion method</w:t>
+        <w:t xml:space="preserve">6.4.1 Choice of method</w:t>
+      </w:r>
+    </w:p>
+    <w:p>
+      <w:pPr>
+        <w:keepNext/>
+        <w:spacing w:after="60" w:before="120"/>
+      </w:pPr>
+      <w:r>
+        <w:rPr>
+          <w:b/>
+          <w:bCs/>
+          <w:color w:val="555555"/>
+          <w:sz w:val="19"/>
+          <w:szCs w:val="19"/>
+        </w:rPr>
+        <w:t xml:space="preserve">Table 6.7: Conversion methods</w:t>
       </w:r>
     </w:p>
     <w:tbl>
@@ -4342,7 +4480,7 @@
                 <w:sz w:val="19"/>
                 <w:szCs w:val="19"/>
               </w:rPr>
-              <w:t xml:space="preserve">Direct (big bang)</w:t>
+              <w:t xml:space="preserve">Direct</w:t>
             </w:r>
           </w:p>
         </w:tc>
@@ -4482,7 +4620,7 @@
                 <w:sz w:val="19"/>
                 <w:szCs w:val="19"/>
               </w:rPr>
-              <w:t xml:space="preserve">Run old and new together for a period</w:t>
+              <w:t xml:space="preserve">Run the old and new ways together for a time</w:t>
             </w:r>
           </w:p>
         </w:tc>
@@ -4622,7 +4760,7 @@
                 <w:sz w:val="19"/>
                 <w:szCs w:val="19"/>
               </w:rPr>
-              <w:t xml:space="preserve">Problems found on a small scale</w:t>
+              <w:t xml:space="preserve">Problems are found on a small scale</w:t>
             </w:r>
           </w:p>
         </w:tc>
@@ -4708,7 +4846,7 @@
                 <w:sz w:val="19"/>
                 <w:szCs w:val="19"/>
               </w:rPr>
-              <w:t xml:space="preserve">Introduce modules one by one</w:t>
+              <w:t xml:space="preserve">Add the modules one at a time</w:t>
             </w:r>
           </w:p>
         </w:tc>
@@ -4735,7 +4873,7 @@
                 <w:sz w:val="19"/>
                 <w:szCs w:val="19"/>
               </w:rPr>
-              <w:t xml:space="preserve">Spreads training load</w:t>
+              <w:t xml:space="preserve">Spreads the training load</w:t>
             </w:r>
           </w:p>
         </w:tc>
@@ -4762,7 +4900,7 @@
                 <w:sz w:val="19"/>
                 <w:szCs w:val="19"/>
               </w:rPr>
-              <w:t xml:space="preserve">Longer period of mixed systems</w:t>
+              <w:t xml:space="preserve">A longer time with mixed systems</w:t>
             </w:r>
           </w:p>
         </w:tc>
@@ -4782,10 +4920,10 @@
           <w:b/>
           <w:bCs/>
         </w:rPr>
-        <w:t xml:space="preserve">Recommended: pilot followed by phased roll-out, with the old incident spreadsheet kept in parallel for the first month.</w:t>
-      </w:r>
-      <w:r>
-        <w:t xml:space="preserve"> Because training and quizzes are new activities, nothing needs to be replaced; only incident reporting changes an existing process, and for that the parallel period gives a safety net.</w:t>
+        <w:t xml:space="preserve">Recommended: a pilot followed by a phased roll-out, with the old incident spreadsheet kept in parallel for the first month.</w:t>
+      </w:r>
+      <w:r>
+        <w:t xml:space="preserve"> Training and quizzes are new activities, so nothing has to be replaced. Only incident reporting changes an existing process, and the parallel month is a safety net for it.</w:t>
       </w:r>
     </w:p>
     <w:p>
@@ -4794,6 +4932,22 @@
       </w:pPr>
       <w:r>
         <w:t xml:space="preserve">6.4.2 Conversion schedule</w:t>
+      </w:r>
+    </w:p>
+    <w:p>
+      <w:pPr>
+        <w:keepNext/>
+        <w:spacing w:after="60" w:before="120"/>
+      </w:pPr>
+      <w:r>
+        <w:rPr>
+          <w:b/>
+          <w:bCs/>
+          <w:color w:val="555555"/>
+          <w:sz w:val="19"/>
+          <w:szCs w:val="19"/>
+        </w:rPr>
+        <w:t xml:space="preserve">Table 6.8: Conversion schedule</w:t>
       </w:r>
     </w:p>
     <w:tbl>
@@ -4903,7 +5057,7 @@
                 <w:sz w:val="19"/>
                 <w:szCs w:val="19"/>
               </w:rPr>
-              <w:t xml:space="preserve">Duration</w:t>
+              <w:t xml:space="preserve">Time</w:t>
             </w:r>
           </w:p>
         </w:tc>
@@ -4962,7 +5116,7 @@
                 <w:sz w:val="19"/>
                 <w:szCs w:val="19"/>
               </w:rPr>
-              <w:t xml:space="preserve">Provision server, install, configure HTTPS, create administrator and officer accounts, load or write lessons, quizzes and simulations, back-up procedure tested</w:t>
+              <w:t xml:space="preserve">Set up the server, install, set up HTTPS, create administrator and officer accounts, load or write lessons, quizzes and simulations, test the backup</w:t>
             </w:r>
           </w:p>
         </w:tc>
@@ -5048,7 +5202,7 @@
                 <w:sz w:val="19"/>
                 <w:szCs w:val="19"/>
               </w:rPr>
-              <w:t xml:space="preserve">Create staff accounts (administrators create them, or staff self-register and the administrator checks them); enter open incidents from the spreadsheet through the incident form, recording the original date in the description; assign categories</w:t>
+              <w:t xml:space="preserve">Create staff accounts. Enter open incidents from the spreadsheet through the incident form and write the original date in the description. Choose categories.</w:t>
             </w:r>
           </w:p>
         </w:tc>
@@ -5134,7 +5288,7 @@
                 <w:sz w:val="19"/>
                 <w:szCs w:val="19"/>
               </w:rPr>
-              <w:t xml:space="preserve">One department (about 10 users) uses all modules; collect feedback and fix issues</w:t>
+              <w:t xml:space="preserve">One department (about 10 users) uses all modules. Collect feedback and fix problems.</w:t>
             </w:r>
           </w:p>
         </w:tc>
@@ -5193,7 +5347,7 @@
                 <w:sz w:val="19"/>
                 <w:szCs w:val="19"/>
               </w:rPr>
-              <w:t xml:space="preserve">4. Roll-out phase 1</w:t>
+              <w:t xml:space="preserve">4. Roll-out, phase 1</w:t>
             </w:r>
           </w:p>
         </w:tc>
@@ -5220,7 +5374,7 @@
                 <w:sz w:val="19"/>
                 <w:szCs w:val="19"/>
               </w:rPr>
-              <w:t xml:space="preserve">All staff: training and quizzes, alerts</w:t>
+              <w:t xml:space="preserve">All staff start training, quizzes and alerts</w:t>
             </w:r>
           </w:p>
         </w:tc>
@@ -5279,7 +5433,7 @@
                 <w:sz w:val="19"/>
                 <w:szCs w:val="19"/>
               </w:rPr>
-              <w:t xml:space="preserve">5. Roll-out phase 2</w:t>
+              <w:t xml:space="preserve">5. Roll-out, phase 2</w:t>
             </w:r>
           </w:p>
         </w:tc>
@@ -5306,7 +5460,7 @@
                 <w:sz w:val="19"/>
                 <w:szCs w:val="19"/>
               </w:rPr>
-              <w:t xml:space="preserve">All staff: phishing lab and incident reporting; old spreadsheet continues in parallel</w:t>
+              <w:t xml:space="preserve">All staff start the phishing lab and incident reporting. The old spreadsheet continues in parallel.</w:t>
             </w:r>
           </w:p>
         </w:tc>
@@ -5392,7 +5546,7 @@
                 <w:sz w:val="19"/>
                 <w:szCs w:val="19"/>
               </w:rPr>
-              <w:t xml:space="preserve">Spreadsheet frozen and archived; CyberShield Hub is the official record</w:t>
+              <w:t xml:space="preserve">The spreadsheet is frozen and archived. CyberShield Hub becomes the official record.</w:t>
             </w:r>
           </w:p>
         </w:tc>
@@ -5448,7 +5602,7 @@
         <w:spacing w:after="60" w:line="288"/>
       </w:pPr>
       <w:r>
-        <w:t xml:space="preserve">Existing open incident records are re-entered through the incident form; the system generates new reference numbers, and the old identifiers and original dates are recorded in the description.</w:t>
+        <w:t xml:space="preserve">Open incident records are entered again through the incident form. The system makes new reference numbers, and the old numbers and original dates are written in the description.</w:t>
       </w:r>
     </w:p>
     <w:p>
@@ -5461,7 +5615,7 @@
         <w:spacing w:after="60" w:line="288"/>
       </w:pPr>
       <w:r>
-        <w:t xml:space="preserve">Staff lists come from HR; accounts are created by administrators or by self-registration, and users set their own passwords.</w:t>
+        <w:t xml:space="preserve">Staff lists come from HR. Accounts are created by administrators or by self-registration, and users choose their own passwords.</w:t>
       </w:r>
     </w:p>
     <w:p>
@@ -5474,7 +5628,7 @@
         <w:spacing w:after="60" w:line="288"/>
       </w:pPr>
       <w:r>
-        <w:t xml:space="preserve">Historic training attendance may be recorded as a note, but scores start fresh.</w:t>
+        <w:t xml:space="preserve">Earlier training attendance may be kept as a note. Scores start from zero.</w:t>
       </w:r>
     </w:p>
     <w:p>
@@ -5483,6 +5637,22 @@
       </w:pPr>
       <w:r>
         <w:t xml:space="preserve">6.4.4 Training plan</w:t>
+      </w:r>
+    </w:p>
+    <w:p>
+      <w:pPr>
+        <w:keepNext/>
+        <w:spacing w:after="60" w:before="120"/>
+      </w:pPr>
+      <w:r>
+        <w:rPr>
+          <w:b/>
+          <w:bCs/>
+          <w:color w:val="555555"/>
+          <w:sz w:val="19"/>
+          <w:szCs w:val="19"/>
+        </w:rPr>
+        <w:t xml:space="preserve">Table 6.9: Training plan</w:t>
       </w:r>
     </w:p>
     <w:tbl>
@@ -5623,7 +5793,7 @@
                 <w:sz w:val="19"/>
                 <w:szCs w:val="19"/>
               </w:rPr>
-              <w:t xml:space="preserve">Duration</w:t>
+              <w:t xml:space="preserve">Time</w:t>
             </w:r>
           </w:p>
         </w:tc>
@@ -5682,7 +5852,7 @@
                 <w:sz w:val="19"/>
                 <w:szCs w:val="19"/>
               </w:rPr>
-              <w:t xml:space="preserve">Registering, dashboard, lessons, quizzes, phishing lab, reporting an incident, alerts</w:t>
+              <w:t xml:space="preserve">Register, dashboard, lessons, quizzes, phishing lab, report an incident, alerts</w:t>
             </w:r>
           </w:p>
         </w:tc>
@@ -5709,7 +5879,7 @@
                 <w:sz w:val="19"/>
                 <w:szCs w:val="19"/>
               </w:rPr>
-              <w:t xml:space="preserve">Live demonstration plus hands-on session; user manual and short video</w:t>
+              <w:t xml:space="preserve">Live demonstration and hands-on practice; user manual</w:t>
             </w:r>
           </w:p>
         </w:tc>
@@ -5795,7 +5965,7 @@
                 <w:sz w:val="19"/>
                 <w:szCs w:val="19"/>
               </w:rPr>
-              <w:t xml:space="preserve">SOC queue, assignment, status workflow, timeline notes, alerts, analytics, audit log</w:t>
+              <w:t xml:space="preserve">SOC queue, assignment, status flow, timeline notes, analytics, audit log</w:t>
             </w:r>
           </w:p>
         </w:tc>
@@ -5908,7 +6078,7 @@
                 <w:sz w:val="19"/>
                 <w:szCs w:val="19"/>
               </w:rPr>
-              <w:t xml:space="preserve">Installation, configuration, users and roles, content authoring, backup and restore, monitoring</w:t>
+              <w:t xml:space="preserve">Install, settings, users and roles, content, alerts, backup and restore</w:t>
             </w:r>
           </w:p>
         </w:tc>
@@ -6021,7 +6191,7 @@
                 <w:sz w:val="19"/>
                 <w:szCs w:val="19"/>
               </w:rPr>
-              <w:t xml:space="preserve">Dashboards and what the figures mean</w:t>
+              <w:t xml:space="preserve">Dashboards and what the numbers mean</w:t>
             </w:r>
           </w:p>
         </w:tc>
@@ -6091,7 +6261,23 @@
         <w:pStyle w:val="Heading2"/>
       </w:pPr>
       <w:r>
-        <w:t xml:space="preserve">6.4.5 Risks and contingency</w:t>
+        <w:t xml:space="preserve">6.4.5 Risks and back-up plans</w:t>
+      </w:r>
+    </w:p>
+    <w:p>
+      <w:pPr>
+        <w:keepNext/>
+        <w:spacing w:after="60" w:before="120"/>
+      </w:pPr>
+      <w:r>
+        <w:rPr>
+          <w:b/>
+          <w:bCs/>
+          <w:color w:val="555555"/>
+          <w:sz w:val="19"/>
+          <w:szCs w:val="19"/>
+        </w:rPr>
+        <w:t xml:space="preserve">Table 6.10: Roll-out risks</w:t>
       </w:r>
     </w:p>
     <w:tbl>
@@ -6170,7 +6356,7 @@
                 <w:sz w:val="19"/>
                 <w:szCs w:val="19"/>
               </w:rPr>
-              <w:t xml:space="preserve">Contingency</w:t>
+              <w:t xml:space="preserve">Back-up plan</w:t>
             </w:r>
           </w:p>
         </w:tc>
@@ -6202,7 +6388,7 @@
                 <w:sz w:val="19"/>
                 <w:szCs w:val="19"/>
               </w:rPr>
-              <w:t xml:space="preserve">Server failure during roll-out</w:t>
+              <w:t xml:space="preserve">Server fails during roll-out</w:t>
             </w:r>
           </w:p>
         </w:tc>
@@ -6229,7 +6415,7 @@
                 <w:sz w:val="19"/>
                 <w:szCs w:val="19"/>
               </w:rPr>
-              <w:t xml:space="preserve">Daily database and media backups; restore procedure tested; paper/e-mail reporting continues until restored</w:t>
+              <w:t xml:space="preserve">Daily database and media backups; tested restore; staff report by e-mail or paper until the system is back</w:t>
             </w:r>
           </w:p>
         </w:tc>
@@ -6261,7 +6447,7 @@
                 <w:sz w:val="19"/>
                 <w:szCs w:val="19"/>
               </w:rPr>
-              <w:t xml:space="preserve">Staff reluctance</w:t>
+              <w:t xml:space="preserve">Staff do not want to change</w:t>
             </w:r>
           </w:p>
         </w:tc>
@@ -6288,7 +6474,7 @@
                 <w:sz w:val="19"/>
                 <w:szCs w:val="19"/>
               </w:rPr>
-              <w:t xml:space="preserve">Management sponsorship, short sessions, emphasise no-blame reporting</w:t>
+              <w:t xml:space="preserve">Support from management, short sessions, a message that reporting is blame-free</w:t>
             </w:r>
           </w:p>
         </w:tc>
@@ -6320,7 +6506,7 @@
                 <w:sz w:val="19"/>
                 <w:szCs w:val="19"/>
               </w:rPr>
-              <w:t xml:space="preserve">Low connectivity</w:t>
+              <w:t xml:space="preserve">Poor network</w:t>
             </w:r>
           </w:p>
         </w:tc>
@@ -6347,7 +6533,7 @@
                 <w:sz w:val="19"/>
                 <w:szCs w:val="19"/>
               </w:rPr>
-              <w:t xml:space="preserve">Mobile-friendly pages and the mobile app; lightweight pages</w:t>
+              <w:t xml:space="preserve">Light pages and the mobile app</w:t>
             </w:r>
           </w:p>
         </w:tc>
@@ -6379,7 +6565,7 @@
                 <w:sz w:val="19"/>
                 <w:szCs w:val="19"/>
               </w:rPr>
-              <w:t xml:space="preserve">Wrong role assigned</w:t>
+              <w:t xml:space="preserve">Wrong role given to a user</w:t>
             </w:r>
           </w:p>
         </w:tc>
@@ -6406,7 +6592,7 @@
                 <w:sz w:val="19"/>
                 <w:szCs w:val="19"/>
               </w:rPr>
-              <w:t xml:space="preserve">Administrator corrects role; audit log records the change</w:t>
+              <w:t xml:space="preserve">The administrator corrects it; the audit log records the change</w:t>
             </w:r>
           </w:p>
         </w:tc>
@@ -6423,6 +6609,22 @@
       </w:pPr>
       <w:r>
         <w:t xml:space="preserve">6.5 Post-Implementation Plan</w:t>
+      </w:r>
+    </w:p>
+    <w:p>
+      <w:pPr>
+        <w:keepNext/>
+        <w:spacing w:after="60" w:before="120"/>
+      </w:pPr>
+      <w:r>
+        <w:rPr>
+          <w:b/>
+          <w:bCs/>
+          <w:color w:val="555555"/>
+          <w:sz w:val="19"/>
+          <w:szCs w:val="19"/>
+        </w:rPr>
+        <w:t xml:space="preserve">Table 6.11: Post-implementation activities</w:t>
       </w:r>
     </w:p>
     <w:tbl>
@@ -6502,7 +6704,7 @@
                 <w:sz w:val="19"/>
                 <w:szCs w:val="19"/>
               </w:rPr>
-              <w:t xml:space="preserve">Frequency</w:t>
+              <w:t xml:space="preserve">How often</w:t>
             </w:r>
           </w:p>
         </w:tc>
@@ -6532,7 +6734,7 @@
                 <w:sz w:val="19"/>
                 <w:szCs w:val="19"/>
               </w:rPr>
-              <w:t xml:space="preserve">Responsible</w:t>
+              <w:t xml:space="preserve">Who</w:t>
             </w:r>
           </w:p>
         </w:tc>
@@ -6564,7 +6766,7 @@
                 <w:sz w:val="19"/>
                 <w:szCs w:val="19"/>
               </w:rPr>
-              <w:t xml:space="preserve">Database and media backups (and restore test)</w:t>
+              <w:t xml:space="preserve">Backup of the database and media files, and a restore test</w:t>
             </w:r>
           </w:p>
         </w:tc>
@@ -6591,7 +6793,7 @@
                 <w:sz w:val="19"/>
                 <w:szCs w:val="19"/>
               </w:rPr>
-              <w:t xml:space="preserve">Daily backup; restore test quarterly</w:t>
+              <w:t xml:space="preserve">Backup daily; restore test every three months</w:t>
             </w:r>
           </w:p>
         </w:tc>
@@ -6650,7 +6852,7 @@
                 <w:sz w:val="19"/>
                 <w:szCs w:val="19"/>
               </w:rPr>
-              <w:t xml:space="preserve">Apply security updates to Python, Django, Node packages and the operating system</w:t>
+              <w:t xml:space="preserve">Install security updates for Python, Django, Node packages and the operating system</w:t>
             </w:r>
           </w:p>
         </w:tc>
@@ -6677,7 +6879,7 @@
                 <w:sz w:val="19"/>
                 <w:szCs w:val="19"/>
               </w:rPr>
-              <w:t xml:space="preserve">Monthly, urgent updates at once</w:t>
+              <w:t xml:space="preserve">Monthly; urgent updates at once</w:t>
             </w:r>
           </w:p>
         </w:tc>
@@ -6736,7 +6938,7 @@
                 <w:sz w:val="19"/>
                 <w:szCs w:val="19"/>
               </w:rPr>
-              <w:t xml:space="preserve">Review audit log for unusual activity</w:t>
+              <w:t xml:space="preserve">Review the audit log for strange activity</w:t>
             </w:r>
           </w:p>
         </w:tc>
@@ -6876,7 +7078,7 @@
                 <w:sz w:val="19"/>
                 <w:szCs w:val="19"/>
               </w:rPr>
-              <w:t xml:space="preserve">Administrator / officer</w:t>
+              <w:t xml:space="preserve">Administrator</w:t>
             </w:r>
           </w:p>
         </w:tc>
@@ -6935,7 +7137,7 @@
                 <w:sz w:val="19"/>
                 <w:szCs w:val="19"/>
               </w:rPr>
-              <w:t xml:space="preserve">As needed</w:t>
+              <w:t xml:space="preserve">When needed</w:t>
             </w:r>
           </w:p>
         </w:tc>
@@ -6962,7 +7164,7 @@
                 <w:sz w:val="19"/>
                 <w:szCs w:val="19"/>
               </w:rPr>
-              <w:t xml:space="preserve">Cybersecurity officer</w:t>
+              <w:t xml:space="preserve">Administrator, with advice from officers</w:t>
             </w:r>
           </w:p>
         </w:tc>
@@ -6994,7 +7196,7 @@
                 <w:sz w:val="19"/>
                 <w:szCs w:val="19"/>
               </w:rPr>
-              <w:t xml:space="preserve">Post-implementation review: objectives met, user satisfaction survey, incident response times, quiz and phishing trends</w:t>
+              <w:t xml:space="preserve">Post-implementation review: objectives met, user satisfaction, incident response times, quiz and phishing trends</w:t>
             </w:r>
           </w:p>
         </w:tc>
@@ -7021,7 +7223,7 @@
                 <w:sz w:val="19"/>
                 <w:szCs w:val="19"/>
               </w:rPr>
-              <w:t xml:space="preserve">3 months and 12 months after go-live</w:t>
+              <w:t xml:space="preserve">3 months and 12 months after start</w:t>
             </w:r>
           </w:p>
         </w:tc>
@@ -7080,7 +7282,7 @@
                 <w:sz w:val="19"/>
                 <w:szCs w:val="19"/>
               </w:rPr>
-              <w:t xml:space="preserve">Change requests and enhancements logged and prioritised</w:t>
+              <w:t xml:space="preserve">Record and rank change requests</w:t>
             </w:r>
           </w:p>
         </w:tc>
@@ -7107,7 +7309,7 @@
                 <w:sz w:val="19"/>
                 <w:szCs w:val="19"/>
               </w:rPr>
-              <w:t xml:space="preserve">Ongoing</w:t>
+              <w:t xml:space="preserve">Always</w:t>
             </w:r>
           </w:p>
         </w:tc>
@@ -7166,7 +7368,7 @@
                 <w:sz w:val="19"/>
                 <w:szCs w:val="19"/>
               </w:rPr>
-              <w:t xml:space="preserve">Run automated tests before every change is deployed</w:t>
+              <w:t xml:space="preserve">Run the automatic tests before every change goes live</w:t>
             </w:r>
           </w:p>
         </w:tc>
@@ -7193,7 +7395,7 @@
                 <w:sz w:val="19"/>
                 <w:szCs w:val="19"/>
               </w:rPr>
-              <w:t xml:space="preserve">Each change</w:t>
+              <w:t xml:space="preserve">Every change</w:t>
             </w:r>
           </w:p>
         </w:tc>
@@ -7240,10 +7442,10 @@
           <w:b/>
           <w:bCs/>
         </w:rPr>
-        <w:t xml:space="preserve">Success measures for the review:</w:t>
-      </w:r>
-      <w:r>
-        <w:t xml:space="preserve"> percentage of staff who completed lessons; average quiz score and pass rate; phishing detection accuracy trend; number of incidents reported and the average time from report to first assignment and to closure; user satisfaction rating.</w:t>
+        <w:t xml:space="preserve">Measures of success for the review:</w:t>
+      </w:r>
+      <w:r>
+        <w:t xml:space="preserve"> the share of staff who finished lessons; the average quiz score and pass rate; the trend in phishing detection; the number of incidents reported and the average time from report to first assignment and to closure; and a user satisfaction rating.</w:t>
       </w:r>
     </w:p>
     <w:p>
@@ -7265,10 +7467,10 @@
       </w:pPr>
       <w:r>
         <w:rPr>
-          <w:sz w:val="22"/>
-          <w:szCs w:val="22"/>
+          <w:sz w:val="20"/>
+          <w:szCs w:val="20"/>
         </w:rPr>
-        <w:t xml:space="preserve">Date: ……………………….     Sign: Supervisor ……………………….     Student ……………………….</w:t>
+        <w:t xml:space="preserve">Date: …………………     Supervisor sign: …………………     Student sign: …………………</w:t>
       </w:r>
     </w:p>
     <w:sectPr>
@@ -7499,15 +7701,6 @@
       <w:lvlJc w:val="left"/>
       <w:pPr>
         <w:ind w:left="540" w:hanging="270"/>
-      </w:pPr>
-    </w:lvl>
-    <w:lvl w:ilvl="1" w:tentative="1">
-      <w:start w:val="1"/>
-      <w:numFmt w:val="bullet"/>
-      <w:lvlText w:val="–"/>
-      <w:lvlJc w:val="left"/>
-      <w:pPr>
-        <w:ind w:left="1000" w:hanging="270"/>
       </w:pPr>
     </w:lvl>
   </w:abstractNum>
@@ -7925,6 +8118,21 @@
   <w:style w:type="paragraph" w:styleId="Normal" w:default="1">
     <w:name w:val="Normal"/>
     <w:qFormat/>
+  </w:style>
+  <w:style w:type="table" w:styleId="TableNormal" w:default="true">
+    <w:name w:val="Normal Table"/>
+    <w:uiPriority w:val="99"/>
+    <w:semiHidden/>
+    <w:unhideWhenUsed/>
+    <w:tblPr>
+      <w:tblInd w:type="dxa" w:w="0"/>
+      <w:tblCellMar>
+        <w:top w:type="dxa" w:w="0"/>
+        <w:left w:type="dxa" w:w="108"/>
+        <w:bottom w:type="dxa" w:w="0"/>
+        <w:right w:type="dxa" w:w="108"/>
+      </w:tblCellMar>
+    </w:tblPr>
   </w:style>
   <w:style w:type="paragraph" w:styleId="Title">
     <w:name w:val="Title"/>

--- a/docs/project-documentation/Chapter_6_Implementation_and_Post_Implementation_Plan.docx
+++ b/docs/project-documentation/Chapter_6_Implementation_and_Post_Implementation_Plan.docx
@@ -187,7 +187,7 @@
         <w:spacing w:after="120" w:line="300"/>
       </w:pPr>
       <w:r>
-        <w:t xml:space="preserve">This chapter explains how CyberShield Hub will be put into use in an organisation and how it will be supported after that. It has the pre-presentation plan, the documentation including the user manual, and the conversion and training plans.</w:t>
+        <w:t xml:space="preserve">This chapter describes how CyberShield Hub is put into use in an organisation and how it is supported afterwards. It has the pre-presentation, the documentation with the user manual, the conversion and training plans, and the post-implementation plan.</w:t>
       </w:r>
     </w:p>
     <w:p>
@@ -200,18 +200,10 @@
     </w:p>
     <w:p>
       <w:pPr>
-        <w:spacing w:after="120" w:line="300"/>
-      </w:pPr>
-      <w:r>
-        <w:t xml:space="preserve">The pre-presentation is a rehearsal for the supervisor. After that it can be used for management and staff.</w:t>
-      </w:r>
-    </w:p>
-    <w:p>
-      <w:pPr>
         <w:pStyle w:val="Heading2"/>
       </w:pPr>
       <w:r>
-        <w:t xml:space="preserve">6.2.1 Presentation outline (about 15 minutes)</w:t>
+        <w:t xml:space="preserve">6.2.1 Presentation outline (15 minutes)</w:t>
       </w:r>
     </w:p>
     <w:p>
@@ -396,7 +388,7 @@
                 <w:sz w:val="19"/>
                 <w:szCs w:val="19"/>
               </w:rPr>
-              <w:t xml:space="preserve">Why human error and informal incident handling are risks</w:t>
+              <w:t xml:space="preserve">Human error and informal incident handling</w:t>
             </w:r>
           </w:p>
         </w:tc>
@@ -482,7 +474,7 @@
                 <w:sz w:val="19"/>
                 <w:szCs w:val="19"/>
               </w:rPr>
-              <w:t xml:space="preserve">The SMART objectives and what is in and out of scope</w:t>
+              <w:t xml:space="preserve">The five objectives and what is in and out of scope</w:t>
             </w:r>
           </w:p>
         </w:tc>
@@ -654,7 +646,7 @@
                 <w:sz w:val="19"/>
                 <w:szCs w:val="19"/>
               </w:rPr>
-              <w:t xml:space="preserve">Follow the script in 6.2.2</w:t>
+              <w:t xml:space="preserve">The script in 6.2.2</w:t>
             </w:r>
           </w:p>
         </w:tc>
@@ -713,7 +705,7 @@
                 <w:sz w:val="19"/>
                 <w:szCs w:val="19"/>
               </w:rPr>
-              <w:t xml:space="preserve">5. Quality evidence</w:t>
+              <w:t xml:space="preserve">5. Proof</w:t>
             </w:r>
           </w:p>
         </w:tc>
@@ -740,7 +732,7 @@
                 <w:sz w:val="19"/>
                 <w:szCs w:val="19"/>
               </w:rPr>
-              <w:t xml:space="preserve">348 automatic tests and 24 live flow checks passed; controls (JWT, roles, audit, upload checks)</w:t>
+              <w:t xml:space="preserve">335 automatic tests and 21 live flow checks pass</w:t>
             </w:r>
           </w:p>
         </w:tc>
@@ -826,7 +818,7 @@
                 <w:sz w:val="19"/>
                 <w:szCs w:val="19"/>
               </w:rPr>
-              <w:t xml:space="preserve">Conversion plan, training, expected benefits</w:t>
+              <w:t xml:space="preserve">Conversion plan, training and benefits</w:t>
             </w:r>
           </w:p>
         </w:tc>
@@ -912,7 +904,7 @@
                 <w:sz w:val="19"/>
                 <w:szCs w:val="19"/>
               </w:rPr>
-              <w:t xml:space="preserve">Future plans; questions</w:t>
+              <w:t xml:space="preserve">Summary and questions</w:t>
             </w:r>
           </w:p>
         </w:tc>
@@ -968,7 +960,7 @@
         <w:spacing w:after="60" w:line="288"/>
       </w:pPr>
       <w:r>
-        <w:t xml:space="preserve">Log in as a normal user. Show the dashboard (security score and progress).</w:t>
+        <w:t xml:space="preserve">Log in as a normal user. Show the dashboard.</w:t>
       </w:r>
     </w:p>
     <w:p>
@@ -1020,7 +1012,7 @@
         <w:spacing w:after="60" w:line="288"/>
       </w:pPr>
       <w:r>
-        <w:t xml:space="preserve">Log in as an officer. Open the SOC queue, assign the incident, move it to Investigating and add a note.</w:t>
+        <w:t xml:space="preserve">Log in as an administrator. Open the SOC queue, assign the incident, move it to Investigating and add a note.</w:t>
       </w:r>
     </w:p>
     <w:p>
@@ -1046,20 +1038,7 @@
         <w:spacing w:after="60" w:line="288"/>
       </w:pPr>
       <w:r>
-        <w:t xml:space="preserve">Log in as an administrator. Publish an alert and show the notification. Manage a user and edit a lesson. Show the audit log and the CSV export.</w:t>
-      </w:r>
-    </w:p>
-    <w:p>
-      <w:pPr>
-        <w:pStyle w:val="ListParagraph"/>
-        <w:numPr>
-          <w:ilvl w:val="0"/>
-          <w:numId w:val="2"/>
-        </w:numPr>
-        <w:spacing w:after="60" w:line="288"/>
-      </w:pPr>
-      <w:r>
-        <w:t xml:space="preserve">Show the mobile app: login, a quiz and an incident report.</w:t>
+        <w:t xml:space="preserve">Log in as an administrator. Manage a user. Edit a lesson. Show the audit log and the CSV export.</w:t>
       </w:r>
     </w:p>
     <w:p>
@@ -1080,7 +1059,7 @@
         <w:spacing w:after="60" w:line="288"/>
       </w:pPr>
       <w:r>
-        <w:t xml:space="preserve">Start the server with demo data (</w:t>
+        <w:t xml:space="preserve">Start the server with demo data: </w:t>
       </w:r>
       <w:r>
         <w:rPr>
@@ -1113,7 +1092,7 @@
         <w:t xml:space="preserve">python manage.py runserver</w:t>
       </w:r>
       <w:r>
-        <w:t xml:space="preserve">) as described in </w:t>
+        <w:t xml:space="preserve"> (see </w:t>
       </w:r>
       <w:r>
         <w:rPr>
@@ -1124,7 +1103,7 @@
         <w:t xml:space="preserve">LaunchMe.md</w:t>
       </w:r>
       <w:r>
-        <w:t xml:space="preserve">.</w:t>
+        <w:t xml:space="preserve">).</w:t>
       </w:r>
     </w:p>
     <w:p>
@@ -1148,7 +1127,7 @@
         <w:t xml:space="preserve">npm run dev</w:t>
       </w:r>
       <w:r>
-        <w:t xml:space="preserve">, or build and serve it. Install the mobile app on a phone or emulator.</w:t>
+        <w:t xml:space="preserve">.</w:t>
       </w:r>
     </w:p>
     <w:p>
@@ -1161,7 +1140,7 @@
         <w:spacing w:after="60" w:line="288"/>
       </w:pPr>
       <w:r>
-        <w:t xml:space="preserve">Keep three browser profiles ready (user, officer, administrator) so that no one has to log in again during the demonstration.</w:t>
+        <w:t xml:space="preserve">Keep two browser profiles open: user and administrator.</w:t>
       </w:r>
     </w:p>
     <w:p>
@@ -1174,20 +1153,7 @@
         <w:spacing w:after="60" w:line="288"/>
       </w:pPr>
       <w:r>
-        <w:t xml:space="preserve">Keep two sample evidence files (a screenshot and a PDF) on the desktop.</w:t>
-      </w:r>
-    </w:p>
-    <w:p>
-      <w:pPr>
-        <w:pStyle w:val="ListParagraph"/>
-        <w:numPr>
-          <w:ilvl w:val="0"/>
-          <w:numId w:val="3"/>
-        </w:numPr>
-        <w:spacing w:after="60" w:line="288"/>
-      </w:pPr>
-      <w:r>
-        <w:t xml:space="preserve">Prepare a back-up plan: screenshots or a short screen recording in case the network or server fails.</w:t>
+        <w:t xml:space="preserve">Keep two sample evidence files on the desktop: a screenshot and a PDF.</w:t>
       </w:r>
     </w:p>
     <w:p>
@@ -1353,7 +1319,7 @@
                 <w:sz w:val="19"/>
                 <w:szCs w:val="19"/>
               </w:rPr>
-              <w:t xml:space="preserve">Project chapters 1 to 7 and the combined document</w:t>
+              <w:t xml:space="preserve">Project chapters 1 to 7, appendices and the combined document</w:t>
             </w:r>
           </w:p>
         </w:tc>
@@ -1629,7 +1595,7 @@
                 <w:sz w:val="19"/>
                 <w:szCs w:val="19"/>
               </w:rPr>
-              <w:t xml:space="preserve">API map and live Swagger pages</w:t>
+              <w:t xml:space="preserve">API map and API documentation page</w:t>
             </w:r>
           </w:p>
         </w:tc>
@@ -1818,7 +1784,7 @@
                 <w:sz w:val="19"/>
                 <w:szCs w:val="19"/>
               </w:rPr>
-              <w:t xml:space="preserve">Mobile README</w:t>
+              <w:t xml:space="preserve">User manual</w:t>
             </w:r>
           </w:p>
         </w:tc>
@@ -1845,94 +1811,7 @@
                 <w:sz w:val="19"/>
                 <w:szCs w:val="19"/>
               </w:rPr>
-              <w:t xml:space="preserve">Mobile developers</w:t>
-            </w:r>
-          </w:p>
-        </w:tc>
-        <w:tc>
-          <w:tcPr>
-            <w:tcW w:type="dxa" w:w="2626"/>
-            <w:tcBorders>
-              <w:top w:val="single" w:color="B8C2D0" w:sz="4"/>
-              <w:left w:val="single" w:color="B8C2D0" w:sz="4"/>
-              <w:bottom w:val="single" w:color="B8C2D0" w:sz="4"/>
-              <w:right w:val="single" w:color="B8C2D0" w:sz="4"/>
-            </w:tcBorders>
-            <w:shd w:fill="FFFFFF" w:color="auto" w:val="clear"/>
-            <w:tcMar>
-              <w:top w:type="dxa" w:w="60"/>
-              <w:left w:type="dxa" w:w="100"/>
-              <w:bottom w:type="dxa" w:w="60"/>
-              <w:right w:type="dxa" w:w="100"/>
-            </w:tcMar>
-          </w:tcPr>
-          <w:p>
-            <w:r>
-              <w:rPr>
-                <w:rFonts w:ascii="Consolas" w:cs="Consolas" w:eastAsia="Consolas" w:hAnsi="Consolas"/>
-                <w:sz w:val="19"/>
-                <w:szCs w:val="19"/>
-              </w:rPr>
-              <w:t xml:space="preserve">mobile/README.md</w:t>
-            </w:r>
-          </w:p>
-        </w:tc>
-      </w:tr>
-      <w:tr>
-        <w:trPr>
-          <w:cantSplit/>
-        </w:trPr>
-        <w:tc>
-          <w:tcPr>
-            <w:tcW w:type="dxa" w:w="3600"/>
-            <w:tcBorders>
-              <w:top w:val="single" w:color="B8C2D0" w:sz="4"/>
-              <w:left w:val="single" w:color="B8C2D0" w:sz="4"/>
-              <w:bottom w:val="single" w:color="B8C2D0" w:sz="4"/>
-              <w:right w:val="single" w:color="B8C2D0" w:sz="4"/>
-            </w:tcBorders>
-            <w:shd w:fill="FFFFFF" w:color="auto" w:val="clear"/>
-            <w:tcMar>
-              <w:top w:type="dxa" w:w="60"/>
-              <w:left w:type="dxa" w:w="100"/>
-              <w:bottom w:type="dxa" w:w="60"/>
-              <w:right w:type="dxa" w:w="100"/>
-            </w:tcMar>
-          </w:tcPr>
-          <w:p>
-            <w:r>
-              <w:rPr>
-                <w:sz w:val="19"/>
-                <w:szCs w:val="19"/>
-              </w:rPr>
-              <w:t xml:space="preserve">User manual</w:t>
-            </w:r>
-          </w:p>
-        </w:tc>
-        <w:tc>
-          <w:tcPr>
-            <w:tcW w:type="dxa" w:w="2800"/>
-            <w:tcBorders>
-              <w:top w:val="single" w:color="B8C2D0" w:sz="4"/>
-              <w:left w:val="single" w:color="B8C2D0" w:sz="4"/>
-              <w:bottom w:val="single" w:color="B8C2D0" w:sz="4"/>
-              <w:right w:val="single" w:color="B8C2D0" w:sz="4"/>
-            </w:tcBorders>
-            <w:shd w:fill="FFFFFF" w:color="auto" w:val="clear"/>
-            <w:tcMar>
-              <w:top w:type="dxa" w:w="60"/>
-              <w:left w:type="dxa" w:w="100"/>
-              <w:bottom w:type="dxa" w:w="60"/>
-              <w:right w:type="dxa" w:w="100"/>
-            </w:tcMar>
-          </w:tcPr>
-          <w:p>
-            <w:r>
-              <w:rPr>
-                <w:sz w:val="19"/>
-                <w:szCs w:val="19"/>
-              </w:rPr>
-              <w:t xml:space="preserve">Users and officers</w:t>
+              <w:t xml:space="preserve">Users and administrators</w:t>
             </w:r>
           </w:p>
         </w:tc>
@@ -2082,7 +1961,7 @@
         <w:spacing w:after="60" w:line="288"/>
       </w:pPr>
       <w:r>
-        <w:t xml:space="preserve">Open the CyberShield Hub address in your browser, or open the mobile app.</w:t>
+        <w:t xml:space="preserve">Open the CyberShield Hub address in your browser.</w:t>
       </w:r>
     </w:p>
     <w:p>
@@ -2105,7 +1984,7 @@
         <w:t xml:space="preserve">Create account</w:t>
       </w:r>
       <w:r>
-        <w:t xml:space="preserve">. Enter your name, e-mail and a strong password (at least 10 characters). Submit the form.</w:t>
+        <w:t xml:space="preserve">. Enter your name, e-mail and a password of at least 10 characters. Submit the form.</w:t>
       </w:r>
     </w:p>
     <w:p>
@@ -2118,7 +1997,7 @@
         <w:spacing w:after="60" w:line="288"/>
       </w:pPr>
       <w:r>
-        <w:t xml:space="preserve">Sign in with your e-mail and password. If you forget the password, choose </w:t>
+        <w:t xml:space="preserve">Sign in with your e-mail and password. To reset a forgotten password, choose </w:t>
       </w:r>
       <w:r>
         <w:rPr>
@@ -2151,7 +2030,7 @@
         <w:t xml:space="preserve">Dashboard</w:t>
       </w:r>
       <w:r>
-        <w:t xml:space="preserve"> shows your security score, learning progress, quiz and phishing results, incidents and alerts.</w:t>
+        <w:t xml:space="preserve"> shows your security score, learning progress, quiz and phishing results and incidents.</w:t>
       </w:r>
     </w:p>
     <w:p>
@@ -2174,7 +2053,7 @@
         <w:t xml:space="preserve">Account</w:t>
       </w:r>
       <w:r>
-        <w:t xml:space="preserve"> to change your profile or password. Always choose </w:t>
+        <w:t xml:space="preserve"> to change your profile or password. Choose </w:t>
       </w:r>
       <w:r>
         <w:rPr>
@@ -2184,7 +2063,7 @@
         <w:t xml:space="preserve">Sign out</w:t>
       </w:r>
       <w:r>
-        <w:t xml:space="preserve"> on a shared computer.</w:t>
+        <w:t xml:space="preserve"> when you finish.</w:t>
       </w:r>
     </w:p>
     <w:p>
@@ -2378,7 +2257,7 @@
                 <w:sz w:val="19"/>
                 <w:szCs w:val="19"/>
               </w:rPr>
-              <w:t xml:space="preserve">Read and track progress</w:t>
+              <w:t xml:space="preserve">Read a lesson</w:t>
             </w:r>
           </w:p>
         </w:tc>
@@ -2405,7 +2284,7 @@
                 <w:sz w:val="19"/>
                 <w:szCs w:val="19"/>
               </w:rPr>
-              <w:t xml:space="preserve">Open the lesson and read it. Your progress is saved. Choose </w:t>
+              <w:t xml:space="preserve">Open the lesson. Your progress is saved. Choose </w:t>
             </w:r>
             <w:r>
               <w:rPr>
@@ -2539,7 +2418,7 @@
                 <w:sz w:val="19"/>
                 <w:szCs w:val="19"/>
               </w:rPr>
-              <w:t xml:space="preserve">Quizzes. Choose a quiz and check how many attempts are left. Start, answer every question before the timer ends, then submit.</w:t>
+              <w:t xml:space="preserve">Quizzes. Choose a quiz and check the attempts left. Start, answer every question before the timer ends, then submit.</w:t>
             </w:r>
           </w:p>
         </w:tc>
@@ -2657,7 +2536,7 @@
                 <w:sz w:val="19"/>
                 <w:szCs w:val="19"/>
               </w:rPr>
-              <w:t xml:space="preserve">Phishing lab. Open a message, check the sender and links, tick the red flags you see, choose Safe or Suspicious, then read the feedback.</w:t>
+              <w:t xml:space="preserve">Phishing lab. Open a message, check the sender and links, tick the red flags, choose Safe or Suspicious, then read the feedback.</w:t>
             </w:r>
           </w:p>
         </w:tc>
@@ -2719,7 +2598,7 @@
         <w:spacing w:after="60" w:line="288"/>
       </w:pPr>
       <w:r>
-        <w:t xml:space="preserve">Write a clear title. Give the affected system, category, severity, the time it happened and a description of what you saw.</w:t>
+        <w:t xml:space="preserve">Write a clear title. Give the affected system, category, severity, the time it happened and a description.</w:t>
       </w:r>
     </w:p>
     <w:p>
@@ -2732,7 +2611,7 @@
         <w:spacing w:after="60" w:line="288"/>
       </w:pPr>
       <w:r>
-        <w:t xml:space="preserve">Attach evidence such as screenshots, e-mails or logs. Allowed types: png, jpg, jpeg, pdf, txt, log, eml, msg. Each file can be up to 10 MB.</w:t>
+        <w:t xml:space="preserve">Attach evidence such as screenshots, e-mails or logs. Allowed types: png, jpg, jpeg, pdf, txt, log, eml, msg. Each file is up to 10 MB.</w:t>
       </w:r>
     </w:p>
     <w:p>
@@ -2778,7 +2657,7 @@
         <w:spacing w:after="60" w:line="288"/>
       </w:pPr>
       <w:r>
-        <w:t xml:space="preserve">Follow progress in </w:t>
+        <w:t xml:space="preserve">Open </w:t>
       </w:r>
       <w:r>
         <w:rPr>
@@ -2788,22 +2667,7 @@
         <w:t xml:space="preserve">Incidents</w:t>
       </w:r>
       <w:r>
-        <w:t xml:space="preserve">. Open an incident to see its status and timeline.</w:t>
-      </w:r>
-    </w:p>
-    <w:p>
-      <w:pPr>
-        <w:spacing w:after="120" w:line="300"/>
-      </w:pPr>
-      <w:r>
-        <w:rPr>
-          <w:b/>
-          <w:bCs/>
-        </w:rPr>
-        <w:t xml:space="preserve">Tip:</w:t>
-      </w:r>
-      <w:r>
-        <w:t xml:space="preserve"> report early. Do not delete the suspicious message and do not click links in it.</w:t>
+        <w:t xml:space="preserve"> and select an incident to see its status and timeline.</w:t>
       </w:r>
     </w:p>
     <w:p>
@@ -2811,43 +2675,7 @@
         <w:pStyle w:val="Heading3"/>
       </w:pPr>
       <w:r>
-        <w:t xml:space="preserve">D. Alerts</w:t>
-      </w:r>
-    </w:p>
-    <w:p>
-      <w:pPr>
-        <w:spacing w:after="120" w:line="300"/>
-      </w:pPr>
-      <w:r>
-        <w:t xml:space="preserve">The bell shows the number of unread alerts. Open </w:t>
-      </w:r>
-      <w:r>
-        <w:rPr>
-          <w:b/>
-          <w:bCs/>
-        </w:rPr>
-        <w:t xml:space="preserve">Alerts</w:t>
-      </w:r>
-      <w:r>
-        <w:t xml:space="preserve"> to read warnings. Mark one alert as read, or choose </w:t>
-      </w:r>
-      <w:r>
-        <w:rPr>
-          <w:b/>
-          <w:bCs/>
-        </w:rPr>
-        <w:t xml:space="preserve">Mark all read</w:t>
-      </w:r>
-      <w:r>
-        <w:t xml:space="preserve">.</w:t>
-      </w:r>
-    </w:p>
-    <w:p>
-      <w:pPr>
-        <w:pStyle w:val="Heading3"/>
-      </w:pPr>
-      <w:r>
-        <w:t xml:space="preserve">E. Cybersecurity officer tasks</w:t>
+        <w:t xml:space="preserve">D. Administrator tasks</w:t>
       </w:r>
     </w:p>
     <w:p>
@@ -2863,7 +2691,7 @@
           <w:sz w:val="19"/>
           <w:szCs w:val="19"/>
         </w:rPr>
-        <w:t xml:space="preserve">Table 6.4: User manual: officers</w:t>
+        <w:t xml:space="preserve">Table 6.4: User manual: administrators</w:t>
       </w:r>
     </w:p>
     <w:tbl>
@@ -3001,7 +2829,7 @@
                 <w:sz w:val="19"/>
                 <w:szCs w:val="19"/>
               </w:rPr>
-              <w:t xml:space="preserve">SOC queue. Incidents are shown in columns by status, highest priority first. Use the heat map to compare severity with status.</w:t>
+              <w:t xml:space="preserve">SOC queue. Incidents are in columns by status, highest priority first. The heat map compares severity with status.</w:t>
             </w:r>
           </w:p>
         </w:tc>
@@ -3060,7 +2888,7 @@
                 <w:sz w:val="19"/>
                 <w:szCs w:val="19"/>
               </w:rPr>
-              <w:t xml:space="preserve">Open the incident. In the manage panel choose an officer and select Assign.</w:t>
+              <w:t xml:space="preserve">Open the incident. In the manage panel choose an administrator and select Assign.</w:t>
             </w:r>
           </w:p>
         </w:tc>
@@ -3119,7 +2947,7 @@
                 <w:sz w:val="19"/>
                 <w:szCs w:val="19"/>
               </w:rPr>
-              <w:t xml:space="preserve">In the manage panel choose the new status (Investigating, Escalated, Resolved or Closed) and write a note. The timeline is updated by itself.</w:t>
+              <w:t xml:space="preserve">In the manage panel choose the new status (Investigating, Escalated, Resolved or Closed) and write a note. The timeline updates.</w:t>
             </w:r>
           </w:p>
         </w:tc>
@@ -3237,7 +3065,184 @@
                 <w:sz w:val="19"/>
                 <w:szCs w:val="19"/>
               </w:rPr>
-              <w:t xml:space="preserve">Audit log. Filter or search, then choose Export CSV.</w:t>
+              <w:t xml:space="preserve">Audit log. Filter or search, then choose Export.</w:t>
+            </w:r>
+          </w:p>
+        </w:tc>
+      </w:tr>
+      <w:tr>
+        <w:trPr>
+          <w:cantSplit/>
+        </w:trPr>
+        <w:tc>
+          <w:tcPr>
+            <w:tcW w:type="dxa" w:w="2400"/>
+            <w:tcBorders>
+              <w:top w:val="single" w:color="B8C2D0" w:sz="4"/>
+              <w:left w:val="single" w:color="B8C2D0" w:sz="4"/>
+              <w:bottom w:val="single" w:color="B8C2D0" w:sz="4"/>
+              <w:right w:val="single" w:color="B8C2D0" w:sz="4"/>
+            </w:tcBorders>
+            <w:shd w:fill="FFFFFF" w:color="auto" w:val="clear"/>
+            <w:tcMar>
+              <w:top w:type="dxa" w:w="60"/>
+              <w:left w:type="dxa" w:w="100"/>
+              <w:bottom w:type="dxa" w:w="60"/>
+              <w:right w:type="dxa" w:w="100"/>
+            </w:tcMar>
+          </w:tcPr>
+          <w:p>
+            <w:r>
+              <w:rPr>
+                <w:sz w:val="19"/>
+                <w:szCs w:val="19"/>
+              </w:rPr>
+              <w:t xml:space="preserve">Manage users</w:t>
+            </w:r>
+          </w:p>
+        </w:tc>
+        <w:tc>
+          <w:tcPr>
+            <w:tcW w:type="dxa" w:w="6626"/>
+            <w:tcBorders>
+              <w:top w:val="single" w:color="B8C2D0" w:sz="4"/>
+              <w:left w:val="single" w:color="B8C2D0" w:sz="4"/>
+              <w:bottom w:val="single" w:color="B8C2D0" w:sz="4"/>
+              <w:right w:val="single" w:color="B8C2D0" w:sz="4"/>
+            </w:tcBorders>
+            <w:shd w:fill="FFFFFF" w:color="auto" w:val="clear"/>
+            <w:tcMar>
+              <w:top w:type="dxa" w:w="60"/>
+              <w:left w:type="dxa" w:w="100"/>
+              <w:bottom w:type="dxa" w:w="60"/>
+              <w:right w:type="dxa" w:w="100"/>
+            </w:tcMar>
+          </w:tcPr>
+          <w:p>
+            <w:r>
+              <w:rPr>
+                <w:sz w:val="19"/>
+                <w:szCs w:val="19"/>
+              </w:rPr>
+              <w:t xml:space="preserve">Users. Activate or deactivate an account, change a role or unlock sign-in.</w:t>
+            </w:r>
+          </w:p>
+        </w:tc>
+      </w:tr>
+      <w:tr>
+        <w:trPr>
+          <w:cantSplit/>
+        </w:trPr>
+        <w:tc>
+          <w:tcPr>
+            <w:tcW w:type="dxa" w:w="2400"/>
+            <w:tcBorders>
+              <w:top w:val="single" w:color="B8C2D0" w:sz="4"/>
+              <w:left w:val="single" w:color="B8C2D0" w:sz="4"/>
+              <w:bottom w:val="single" w:color="B8C2D0" w:sz="4"/>
+              <w:right w:val="single" w:color="B8C2D0" w:sz="4"/>
+            </w:tcBorders>
+            <w:shd w:fill="FFFFFF" w:color="auto" w:val="clear"/>
+            <w:tcMar>
+              <w:top w:type="dxa" w:w="60"/>
+              <w:left w:type="dxa" w:w="100"/>
+              <w:bottom w:type="dxa" w:w="60"/>
+              <w:right w:type="dxa" w:w="100"/>
+            </w:tcMar>
+          </w:tcPr>
+          <w:p>
+            <w:r>
+              <w:rPr>
+                <w:sz w:val="19"/>
+                <w:szCs w:val="19"/>
+              </w:rPr>
+              <w:t xml:space="preserve">Manage content</w:t>
+            </w:r>
+          </w:p>
+        </w:tc>
+        <w:tc>
+          <w:tcPr>
+            <w:tcW w:type="dxa" w:w="6626"/>
+            <w:tcBorders>
+              <w:top w:val="single" w:color="B8C2D0" w:sz="4"/>
+              <w:left w:val="single" w:color="B8C2D0" w:sz="4"/>
+              <w:bottom w:val="single" w:color="B8C2D0" w:sz="4"/>
+              <w:right w:val="single" w:color="B8C2D0" w:sz="4"/>
+            </w:tcBorders>
+            <w:shd w:fill="FFFFFF" w:color="auto" w:val="clear"/>
+            <w:tcMar>
+              <w:top w:type="dxa" w:w="60"/>
+              <w:left w:type="dxa" w:w="100"/>
+              <w:bottom w:type="dxa" w:w="60"/>
+              <w:right w:type="dxa" w:w="100"/>
+            </w:tcMar>
+          </w:tcPr>
+          <w:p>
+            <w:r>
+              <w:rPr>
+                <w:sz w:val="19"/>
+                <w:szCs w:val="19"/>
+              </w:rPr>
+              <w:t xml:space="preserve">Content library. Choose Lessons, Quizzes, Phishing or Categories. Select New or Edit, then Save.</w:t>
+            </w:r>
+          </w:p>
+        </w:tc>
+      </w:tr>
+      <w:tr>
+        <w:trPr>
+          <w:cantSplit/>
+        </w:trPr>
+        <w:tc>
+          <w:tcPr>
+            <w:tcW w:type="dxa" w:w="2400"/>
+            <w:tcBorders>
+              <w:top w:val="single" w:color="B8C2D0" w:sz="4"/>
+              <w:left w:val="single" w:color="B8C2D0" w:sz="4"/>
+              <w:bottom w:val="single" w:color="B8C2D0" w:sz="4"/>
+              <w:right w:val="single" w:color="B8C2D0" w:sz="4"/>
+            </w:tcBorders>
+            <w:shd w:fill="FFFFFF" w:color="auto" w:val="clear"/>
+            <w:tcMar>
+              <w:top w:type="dxa" w:w="60"/>
+              <w:left w:type="dxa" w:w="100"/>
+              <w:bottom w:type="dxa" w:w="60"/>
+              <w:right w:type="dxa" w:w="100"/>
+            </w:tcMar>
+          </w:tcPr>
+          <w:p>
+            <w:r>
+              <w:rPr>
+                <w:sz w:val="19"/>
+                <w:szCs w:val="19"/>
+              </w:rPr>
+              <w:t xml:space="preserve">Set quiz rules</w:t>
+            </w:r>
+          </w:p>
+        </w:tc>
+        <w:tc>
+          <w:tcPr>
+            <w:tcW w:type="dxa" w:w="6626"/>
+            <w:tcBorders>
+              <w:top w:val="single" w:color="B8C2D0" w:sz="4"/>
+              <w:left w:val="single" w:color="B8C2D0" w:sz="4"/>
+              <w:bottom w:val="single" w:color="B8C2D0" w:sz="4"/>
+              <w:right w:val="single" w:color="B8C2D0" w:sz="4"/>
+            </w:tcBorders>
+            <w:shd w:fill="FFFFFF" w:color="auto" w:val="clear"/>
+            <w:tcMar>
+              <w:top w:type="dxa" w:w="60"/>
+              <w:left w:type="dxa" w:w="100"/>
+              <w:bottom w:type="dxa" w:w="60"/>
+              <w:right w:type="dxa" w:w="100"/>
+            </w:tcMar>
+          </w:tcPr>
+          <w:p>
+            <w:r>
+              <w:rPr>
+                <w:sz w:val="19"/>
+                <w:szCs w:val="19"/>
+              </w:rPr>
+              <w:t xml:space="preserve">Quiz settings. Set the pass score, time limit, attempts and question order.</w:t>
             </w:r>
           </w:p>
         </w:tc>
@@ -3253,7 +3258,7 @@
         <w:pStyle w:val="Heading3"/>
       </w:pPr>
       <w:r>
-        <w:t xml:space="preserve">F. Administrator tasks</w:t>
+        <w:t xml:space="preserve">E. Troubleshooting</w:t>
       </w:r>
     </w:p>
     <w:p>
@@ -3269,370 +3274,7 @@
           <w:sz w:val="19"/>
           <w:szCs w:val="19"/>
         </w:rPr>
-        <w:t xml:space="preserve">Table 6.5: User manual: administrators</w:t>
-      </w:r>
-    </w:p>
-    <w:tbl>
-      <w:tblPr>
-        <w:tblW w:type="dxa" w:w="9026"/>
-        <w:tblBorders>
-          <w:top w:val="single" w:color="auto" w:sz="4"/>
-          <w:left w:val="single" w:color="auto" w:sz="4"/>
-          <w:bottom w:val="single" w:color="auto" w:sz="4"/>
-          <w:right w:val="single" w:color="auto" w:sz="4"/>
-          <w:insideH w:val="single" w:color="auto" w:sz="4"/>
-          <w:insideV w:val="single" w:color="auto" w:sz="4"/>
-        </w:tblBorders>
-      </w:tblPr>
-      <w:tblGrid>
-        <w:gridCol w:w="2400"/>
-        <w:gridCol w:w="6626"/>
-      </w:tblGrid>
-      <w:tr>
-        <w:trPr>
-          <w:tblHeader/>
-        </w:trPr>
-        <w:tc>
-          <w:tcPr>
-            <w:tcW w:type="dxa" w:w="2400"/>
-            <w:tcBorders>
-              <w:top w:val="single" w:color="B8C2D0" w:sz="4"/>
-              <w:left w:val="single" w:color="B8C2D0" w:sz="4"/>
-              <w:bottom w:val="single" w:color="B8C2D0" w:sz="4"/>
-              <w:right w:val="single" w:color="B8C2D0" w:sz="4"/>
-            </w:tcBorders>
-            <w:shd w:fill="1F3A5F" w:color="auto" w:val="clear"/>
-            <w:tcMar>
-              <w:top w:type="dxa" w:w="60"/>
-              <w:left w:type="dxa" w:w="100"/>
-              <w:bottom w:type="dxa" w:w="60"/>
-              <w:right w:type="dxa" w:w="100"/>
-            </w:tcMar>
-          </w:tcPr>
-          <w:p>
-            <w:r>
-              <w:rPr>
-                <w:b/>
-                <w:bCs/>
-                <w:color w:val="FFFFFF"/>
-                <w:sz w:val="19"/>
-                <w:szCs w:val="19"/>
-              </w:rPr>
-              <w:t xml:space="preserve">Task</w:t>
-            </w:r>
-          </w:p>
-        </w:tc>
-        <w:tc>
-          <w:tcPr>
-            <w:tcW w:type="dxa" w:w="6626"/>
-            <w:tcBorders>
-              <w:top w:val="single" w:color="B8C2D0" w:sz="4"/>
-              <w:left w:val="single" w:color="B8C2D0" w:sz="4"/>
-              <w:bottom w:val="single" w:color="B8C2D0" w:sz="4"/>
-              <w:right w:val="single" w:color="B8C2D0" w:sz="4"/>
-            </w:tcBorders>
-            <w:shd w:fill="1F3A5F" w:color="auto" w:val="clear"/>
-            <w:tcMar>
-              <w:top w:type="dxa" w:w="60"/>
-              <w:left w:type="dxa" w:w="100"/>
-              <w:bottom w:type="dxa" w:w="60"/>
-              <w:right w:type="dxa" w:w="100"/>
-            </w:tcMar>
-          </w:tcPr>
-          <w:p>
-            <w:r>
-              <w:rPr>
-                <w:b/>
-                <w:bCs/>
-                <w:color w:val="FFFFFF"/>
-                <w:sz w:val="19"/>
-                <w:szCs w:val="19"/>
-              </w:rPr>
-              <w:t xml:space="preserve">Steps</w:t>
-            </w:r>
-          </w:p>
-        </w:tc>
-      </w:tr>
-      <w:tr>
-        <w:trPr>
-          <w:cantSplit/>
-        </w:trPr>
-        <w:tc>
-          <w:tcPr>
-            <w:tcW w:type="dxa" w:w="2400"/>
-            <w:tcBorders>
-              <w:top w:val="single" w:color="B8C2D0" w:sz="4"/>
-              <w:left w:val="single" w:color="B8C2D0" w:sz="4"/>
-              <w:bottom w:val="single" w:color="B8C2D0" w:sz="4"/>
-              <w:right w:val="single" w:color="B8C2D0" w:sz="4"/>
-            </w:tcBorders>
-            <w:shd w:fill="FFFFFF" w:color="auto" w:val="clear"/>
-            <w:tcMar>
-              <w:top w:type="dxa" w:w="60"/>
-              <w:left w:type="dxa" w:w="100"/>
-              <w:bottom w:type="dxa" w:w="60"/>
-              <w:right w:type="dxa" w:w="100"/>
-            </w:tcMar>
-          </w:tcPr>
-          <w:p>
-            <w:r>
-              <w:rPr>
-                <w:sz w:val="19"/>
-                <w:szCs w:val="19"/>
-              </w:rPr>
-              <w:t xml:space="preserve">Manage users</w:t>
-            </w:r>
-          </w:p>
-        </w:tc>
-        <w:tc>
-          <w:tcPr>
-            <w:tcW w:type="dxa" w:w="6626"/>
-            <w:tcBorders>
-              <w:top w:val="single" w:color="B8C2D0" w:sz="4"/>
-              <w:left w:val="single" w:color="B8C2D0" w:sz="4"/>
-              <w:bottom w:val="single" w:color="B8C2D0" w:sz="4"/>
-              <w:right w:val="single" w:color="B8C2D0" w:sz="4"/>
-            </w:tcBorders>
-            <w:shd w:fill="FFFFFF" w:color="auto" w:val="clear"/>
-            <w:tcMar>
-              <w:top w:type="dxa" w:w="60"/>
-              <w:left w:type="dxa" w:w="100"/>
-              <w:bottom w:type="dxa" w:w="60"/>
-              <w:right w:type="dxa" w:w="100"/>
-            </w:tcMar>
-          </w:tcPr>
-          <w:p>
-            <w:r>
-              <w:rPr>
-                <w:sz w:val="19"/>
-                <w:szCs w:val="19"/>
-              </w:rPr>
-              <w:t xml:space="preserve">Admin, then Users. Activate or deactivate an account, change a role or reset the failed-login counter.</w:t>
-            </w:r>
-          </w:p>
-        </w:tc>
-      </w:tr>
-      <w:tr>
-        <w:trPr>
-          <w:cantSplit/>
-        </w:trPr>
-        <w:tc>
-          <w:tcPr>
-            <w:tcW w:type="dxa" w:w="2400"/>
-            <w:tcBorders>
-              <w:top w:val="single" w:color="B8C2D0" w:sz="4"/>
-              <w:left w:val="single" w:color="B8C2D0" w:sz="4"/>
-              <w:bottom w:val="single" w:color="B8C2D0" w:sz="4"/>
-              <w:right w:val="single" w:color="B8C2D0" w:sz="4"/>
-            </w:tcBorders>
-            <w:shd w:fill="FFFFFF" w:color="auto" w:val="clear"/>
-            <w:tcMar>
-              <w:top w:type="dxa" w:w="60"/>
-              <w:left w:type="dxa" w:w="100"/>
-              <w:bottom w:type="dxa" w:w="60"/>
-              <w:right w:type="dxa" w:w="100"/>
-            </w:tcMar>
-          </w:tcPr>
-          <w:p>
-            <w:r>
-              <w:rPr>
-                <w:sz w:val="19"/>
-                <w:szCs w:val="19"/>
-              </w:rPr>
-              <w:t xml:space="preserve">Manage content</w:t>
-            </w:r>
-          </w:p>
-        </w:tc>
-        <w:tc>
-          <w:tcPr>
-            <w:tcW w:type="dxa" w:w="6626"/>
-            <w:tcBorders>
-              <w:top w:val="single" w:color="B8C2D0" w:sz="4"/>
-              <w:left w:val="single" w:color="B8C2D0" w:sz="4"/>
-              <w:bottom w:val="single" w:color="B8C2D0" w:sz="4"/>
-              <w:right w:val="single" w:color="B8C2D0" w:sz="4"/>
-            </w:tcBorders>
-            <w:shd w:fill="FFFFFF" w:color="auto" w:val="clear"/>
-            <w:tcMar>
-              <w:top w:type="dxa" w:w="60"/>
-              <w:left w:type="dxa" w:w="100"/>
-              <w:bottom w:type="dxa" w:w="60"/>
-              <w:right w:type="dxa" w:w="100"/>
-            </w:tcMar>
-          </w:tcPr>
-          <w:p>
-            <w:r>
-              <w:rPr>
-                <w:sz w:val="19"/>
-                <w:szCs w:val="19"/>
-              </w:rPr>
-              <w:t xml:space="preserve">Admin, then Content library. Choose Lessons, Quizzes, Simulations or Categories. Select New or Edit, then Save.</w:t>
-            </w:r>
-          </w:p>
-        </w:tc>
-      </w:tr>
-      <w:tr>
-        <w:trPr>
-          <w:cantSplit/>
-        </w:trPr>
-        <w:tc>
-          <w:tcPr>
-            <w:tcW w:type="dxa" w:w="2400"/>
-            <w:tcBorders>
-              <w:top w:val="single" w:color="B8C2D0" w:sz="4"/>
-              <w:left w:val="single" w:color="B8C2D0" w:sz="4"/>
-              <w:bottom w:val="single" w:color="B8C2D0" w:sz="4"/>
-              <w:right w:val="single" w:color="B8C2D0" w:sz="4"/>
-            </w:tcBorders>
-            <w:shd w:fill="FFFFFF" w:color="auto" w:val="clear"/>
-            <w:tcMar>
-              <w:top w:type="dxa" w:w="60"/>
-              <w:left w:type="dxa" w:w="100"/>
-              <w:bottom w:type="dxa" w:w="60"/>
-              <w:right w:type="dxa" w:w="100"/>
-            </w:tcMar>
-          </w:tcPr>
-          <w:p>
-            <w:r>
-              <w:rPr>
-                <w:sz w:val="19"/>
-                <w:szCs w:val="19"/>
-              </w:rPr>
-              <w:t xml:space="preserve">Set quiz rules</w:t>
-            </w:r>
-          </w:p>
-        </w:tc>
-        <w:tc>
-          <w:tcPr>
-            <w:tcW w:type="dxa" w:w="6626"/>
-            <w:tcBorders>
-              <w:top w:val="single" w:color="B8C2D0" w:sz="4"/>
-              <w:left w:val="single" w:color="B8C2D0" w:sz="4"/>
-              <w:bottom w:val="single" w:color="B8C2D0" w:sz="4"/>
-              <w:right w:val="single" w:color="B8C2D0" w:sz="4"/>
-            </w:tcBorders>
-            <w:shd w:fill="FFFFFF" w:color="auto" w:val="clear"/>
-            <w:tcMar>
-              <w:top w:type="dxa" w:w="60"/>
-              <w:left w:type="dxa" w:w="100"/>
-              <w:bottom w:type="dxa" w:w="60"/>
-              <w:right w:type="dxa" w:w="100"/>
-            </w:tcMar>
-          </w:tcPr>
-          <w:p>
-            <w:r>
-              <w:rPr>
-                <w:sz w:val="19"/>
-                <w:szCs w:val="19"/>
-              </w:rPr>
-              <w:t xml:space="preserve">Admin, then Quiz settings. Set the pass score, time limit, attempts and question order.</w:t>
-            </w:r>
-          </w:p>
-        </w:tc>
-      </w:tr>
-      <w:tr>
-        <w:trPr>
-          <w:cantSplit/>
-        </w:trPr>
-        <w:tc>
-          <w:tcPr>
-            <w:tcW w:type="dxa" w:w="2400"/>
-            <w:tcBorders>
-              <w:top w:val="single" w:color="B8C2D0" w:sz="4"/>
-              <w:left w:val="single" w:color="B8C2D0" w:sz="4"/>
-              <w:bottom w:val="single" w:color="B8C2D0" w:sz="4"/>
-              <w:right w:val="single" w:color="B8C2D0" w:sz="4"/>
-            </w:tcBorders>
-            <w:shd w:fill="FFFFFF" w:color="auto" w:val="clear"/>
-            <w:tcMar>
-              <w:top w:type="dxa" w:w="60"/>
-              <w:left w:type="dxa" w:w="100"/>
-              <w:bottom w:type="dxa" w:w="60"/>
-              <w:right w:type="dxa" w:w="100"/>
-            </w:tcMar>
-          </w:tcPr>
-          <w:p>
-            <w:r>
-              <w:rPr>
-                <w:sz w:val="19"/>
-                <w:szCs w:val="19"/>
-              </w:rPr>
-              <w:t xml:space="preserve">Publish an alert</w:t>
-            </w:r>
-          </w:p>
-        </w:tc>
-        <w:tc>
-          <w:tcPr>
-            <w:tcW w:type="dxa" w:w="6626"/>
-            <w:tcBorders>
-              <w:top w:val="single" w:color="B8C2D0" w:sz="4"/>
-              <w:left w:val="single" w:color="B8C2D0" w:sz="4"/>
-              <w:bottom w:val="single" w:color="B8C2D0" w:sz="4"/>
-              <w:right w:val="single" w:color="B8C2D0" w:sz="4"/>
-            </w:tcBorders>
-            <w:shd w:fill="FFFFFF" w:color="auto" w:val="clear"/>
-            <w:tcMar>
-              <w:top w:type="dxa" w:w="60"/>
-              <w:left w:type="dxa" w:w="100"/>
-              <w:bottom w:type="dxa" w:w="60"/>
-              <w:right w:type="dxa" w:w="100"/>
-            </w:tcMar>
-          </w:tcPr>
-          <w:p>
-            <w:r>
-              <w:rPr>
-                <w:sz w:val="19"/>
-                <w:szCs w:val="19"/>
-              </w:rPr>
-              <w:t xml:space="preserve">Alerts, then </w:t>
-            </w:r>
-            <w:r>
-              <w:rPr>
-                <w:b/>
-                <w:bCs/>
-                <w:sz w:val="19"/>
-                <w:szCs w:val="19"/>
-              </w:rPr>
-              <w:t xml:space="preserve">Publish alert</w:t>
-            </w:r>
-            <w:r>
-              <w:rPr>
-                <w:sz w:val="19"/>
-                <w:szCs w:val="19"/>
-              </w:rPr>
-              <w:t xml:space="preserve">. Enter a title, text, priority, audience and end date, then publish.</w:t>
-            </w:r>
-          </w:p>
-        </w:tc>
-      </w:tr>
-    </w:tbl>
-    <w:p>
-      <w:pPr>
-        <w:spacing w:after="120"/>
-      </w:pPr>
-    </w:p>
-    <w:p>
-      <w:pPr>
-        <w:pStyle w:val="Heading3"/>
-      </w:pPr>
-      <w:r>
-        <w:t xml:space="preserve">G. Troubleshooting</w:t>
-      </w:r>
-    </w:p>
-    <w:p>
-      <w:pPr>
-        <w:keepNext/>
-        <w:spacing w:after="60" w:before="120"/>
-      </w:pPr>
-      <w:r>
-        <w:rPr>
-          <w:b/>
-          <w:bCs/>
-          <w:color w:val="555555"/>
-          <w:sz w:val="19"/>
-          <w:szCs w:val="19"/>
-        </w:rPr>
-        <w:t xml:space="preserve">Table 6.6: User manual: troubleshooting</w:t>
+        <w:t xml:space="preserve">Table 6.5: User manual: troubleshooting</w:t>
       </w:r>
     </w:p>
     <w:tbl>
@@ -3711,7 +3353,7 @@
                 <w:sz w:val="19"/>
                 <w:szCs w:val="19"/>
               </w:rPr>
-              <w:t xml:space="preserve">What to do</w:t>
+              <w:t xml:space="preserve">Action</w:t>
             </w:r>
           </w:p>
         </w:tc>
@@ -3770,7 +3412,7 @@
                 <w:sz w:val="19"/>
                 <w:szCs w:val="19"/>
               </w:rPr>
-              <w:t xml:space="preserve">Check the e-mail and password. After many wrong tries, wait one minute. Ask an administrator if your account is deactivated.</w:t>
+              <w:t xml:space="preserve">Check the e-mail and password. After many wrong tries, wait one minute. An administrator unlocks a deactivated account.</w:t>
             </w:r>
           </w:p>
         </w:tc>
@@ -3829,7 +3471,7 @@
                 <w:sz w:val="19"/>
                 <w:szCs w:val="19"/>
               </w:rPr>
-              <w:t xml:space="preserve">Sessions end for safety. Sign in again.</w:t>
+              <w:t xml:space="preserve">Sign in again.</w:t>
             </w:r>
           </w:p>
         </w:tc>
@@ -3920,7 +3562,7 @@
                 <w:sz w:val="19"/>
                 <w:szCs w:val="19"/>
               </w:rPr>
-              <w:t xml:space="preserve">Quiz says no attempts left</w:t>
+              <w:t xml:space="preserve">Quiz shows no attempts left</w:t>
             </w:r>
           </w:p>
         </w:tc>
@@ -3947,66 +3589,7 @@
                 <w:sz w:val="19"/>
                 <w:szCs w:val="19"/>
               </w:rPr>
-              <w:t xml:space="preserve">Ask an administrator to raise the attempt limit.</w:t>
-            </w:r>
-          </w:p>
-        </w:tc>
-      </w:tr>
-      <w:tr>
-        <w:trPr>
-          <w:cantSplit/>
-        </w:trPr>
-        <w:tc>
-          <w:tcPr>
-            <w:tcW w:type="dxa" w:w="2600"/>
-            <w:tcBorders>
-              <w:top w:val="single" w:color="B8C2D0" w:sz="4"/>
-              <w:left w:val="single" w:color="B8C2D0" w:sz="4"/>
-              <w:bottom w:val="single" w:color="B8C2D0" w:sz="4"/>
-              <w:right w:val="single" w:color="B8C2D0" w:sz="4"/>
-            </w:tcBorders>
-            <w:shd w:fill="FFFFFF" w:color="auto" w:val="clear"/>
-            <w:tcMar>
-              <w:top w:type="dxa" w:w="60"/>
-              <w:left w:type="dxa" w:w="100"/>
-              <w:bottom w:type="dxa" w:w="60"/>
-              <w:right w:type="dxa" w:w="100"/>
-            </w:tcMar>
-          </w:tcPr>
-          <w:p>
-            <w:r>
-              <w:rPr>
-                <w:sz w:val="19"/>
-                <w:szCs w:val="19"/>
-              </w:rPr>
-              <w:t xml:space="preserve">The page does not load</w:t>
-            </w:r>
-          </w:p>
-        </w:tc>
-        <w:tc>
-          <w:tcPr>
-            <w:tcW w:type="dxa" w:w="6426"/>
-            <w:tcBorders>
-              <w:top w:val="single" w:color="B8C2D0" w:sz="4"/>
-              <w:left w:val="single" w:color="B8C2D0" w:sz="4"/>
-              <w:bottom w:val="single" w:color="B8C2D0" w:sz="4"/>
-              <w:right w:val="single" w:color="B8C2D0" w:sz="4"/>
-            </w:tcBorders>
-            <w:shd w:fill="FFFFFF" w:color="auto" w:val="clear"/>
-            <w:tcMar>
-              <w:top w:type="dxa" w:w="60"/>
-              <w:left w:type="dxa" w:w="100"/>
-              <w:bottom w:type="dxa" w:w="60"/>
-              <w:right w:type="dxa" w:w="100"/>
-            </w:tcMar>
-          </w:tcPr>
-          <w:p>
-            <w:r>
-              <w:rPr>
-                <w:sz w:val="19"/>
-                <w:szCs w:val="19"/>
-              </w:rPr>
-              <w:t xml:space="preserve">Check your network and try again. Tell IT if it continues.</w:t>
+              <w:t xml:space="preserve">An administrator raises the attempt limit in Quiz settings.</w:t>
             </w:r>
           </w:p>
         </w:tc>
@@ -4022,7 +3605,7 @@
         <w:pStyle w:val="Heading2"/>
       </w:pPr>
       <w:r>
-        <w:t xml:space="preserve">6.3.2 Administrator guide (installation summary)</w:t>
+        <w:t xml:space="preserve">6.3.2 Administrator guide (installation)</w:t>
       </w:r>
     </w:p>
     <w:p>
@@ -4035,7 +3618,7 @@
         <w:spacing w:after="60" w:line="288"/>
       </w:pPr>
       <w:r>
-        <w:t xml:space="preserve">Install Python 3.12 or newer and Node.js 20 or newer (Flutter only for the mobile app).</w:t>
+        <w:t xml:space="preserve">Install Python 3.12 or newer and Node.js 20 or newer.</w:t>
       </w:r>
     </w:p>
     <w:p>
@@ -4125,7 +3708,7 @@
         <w:t xml:space="preserve">DB_ENGINE=mysql</w:t>
       </w:r>
       <w:r>
-        <w:t xml:space="preserve"> for real use).</w:t>
+        <w:t xml:space="preserve"> for MySQL).</w:t>
       </w:r>
     </w:p>
     <w:p>
@@ -4171,7 +3754,7 @@
         <w:t xml:space="preserve">python manage.py migrate</w:t>
       </w:r>
       <w:r>
-        <w:t xml:space="preserve">, then make the first administrator with </w:t>
+        <w:t xml:space="preserve">. Make the first administrator with </w:t>
       </w:r>
       <w:r>
         <w:rPr>
@@ -4195,7 +3778,7 @@
         <w:spacing w:after="60" w:line="288"/>
       </w:pPr>
       <w:r>
-        <w:t xml:space="preserve">Run the API behind a production web server with HTTPS. Build the web app with </w:t>
+        <w:t xml:space="preserve">Run the API behind a web server with HTTPS. Build the web app with </w:t>
       </w:r>
       <w:r>
         <w:rPr>
@@ -4230,7 +3813,7 @@
         <w:t xml:space="preserve">/health/</w:t>
       </w:r>
       <w:r>
-        <w:t xml:space="preserve">) and the Swagger page (</w:t>
+        <w:t xml:space="preserve">) and the API documentation page (</w:t>
       </w:r>
       <w:r>
         <w:rPr>
@@ -4254,17 +3837,7 @@
         <w:spacing w:after="60" w:line="288"/>
       </w:pPr>
       <w:r>
-        <w:t xml:space="preserve">Do </w:t>
-      </w:r>
-      <w:r>
-        <w:rPr>
-          <w:b/>
-          <w:bCs/>
-        </w:rPr>
-        <w:t xml:space="preserve">not</w:t>
-      </w:r>
-      <w:r>
-        <w:t xml:space="preserve"> run </w:t>
+        <w:t xml:space="preserve">Run </w:t>
       </w:r>
       <w:r>
         <w:rPr>
@@ -4275,7 +3848,7 @@
         <w:t xml:space="preserve">seed_demo</w:t>
       </w:r>
       <w:r>
-        <w:t xml:space="preserve"> on a real system. It creates sample accounts with a known password. Use it only for a training copy.</w:t>
+        <w:t xml:space="preserve"> only on a training copy. It creates sample accounts with a known password.</w:t>
       </w:r>
     </w:p>
     <w:p>
@@ -4291,7 +3864,23 @@
         <w:pStyle w:val="Heading2"/>
       </w:pPr>
       <w:r>
-        <w:t xml:space="preserve">6.4.1 Choice of method</w:t>
+        <w:t xml:space="preserve">6.4.1 Method</w:t>
+      </w:r>
+    </w:p>
+    <w:p>
+      <w:pPr>
+        <w:spacing w:after="120" w:line="300"/>
+      </w:pPr>
+      <w:r>
+        <w:t xml:space="preserve">The conversion method is a pilot followed by a phased roll-out. The old incident spreadsheet stays in use for the first month. Training and quizzes are new activities, so nothing is replaced. Only incident reporting changes an existing process, and the old spreadsheet is the safety net for it.</w:t>
+      </w:r>
+    </w:p>
+    <w:p>
+      <w:pPr>
+        <w:pStyle w:val="Heading2"/>
+      </w:pPr>
+      <w:r>
+        <w:t xml:space="preserve">6.4.2 Schedule</w:t>
       </w:r>
     </w:p>
     <w:p>
@@ -4307,647 +3896,7 @@
           <w:sz w:val="19"/>
           <w:szCs w:val="19"/>
         </w:rPr>
-        <w:t xml:space="preserve">Table 6.7: Conversion methods</w:t>
-      </w:r>
-    </w:p>
-    <w:tbl>
-      <w:tblPr>
-        <w:tblW w:type="dxa" w:w="9026"/>
-        <w:tblBorders>
-          <w:top w:val="single" w:color="auto" w:sz="4"/>
-          <w:left w:val="single" w:color="auto" w:sz="4"/>
-          <w:bottom w:val="single" w:color="auto" w:sz="4"/>
-          <w:right w:val="single" w:color="auto" w:sz="4"/>
-          <w:insideH w:val="single" w:color="auto" w:sz="4"/>
-          <w:insideV w:val="single" w:color="auto" w:sz="4"/>
-        </w:tblBorders>
-      </w:tblPr>
-      <w:tblGrid>
-        <w:gridCol w:w="1700"/>
-        <w:gridCol w:w="3000"/>
-        <w:gridCol w:w="2000"/>
-        <w:gridCol w:w="2326"/>
-      </w:tblGrid>
-      <w:tr>
-        <w:trPr>
-          <w:tblHeader/>
-        </w:trPr>
-        <w:tc>
-          <w:tcPr>
-            <w:tcW w:type="dxa" w:w="1700"/>
-            <w:tcBorders>
-              <w:top w:val="single" w:color="B8C2D0" w:sz="4"/>
-              <w:left w:val="single" w:color="B8C2D0" w:sz="4"/>
-              <w:bottom w:val="single" w:color="B8C2D0" w:sz="4"/>
-              <w:right w:val="single" w:color="B8C2D0" w:sz="4"/>
-            </w:tcBorders>
-            <w:shd w:fill="1F3A5F" w:color="auto" w:val="clear"/>
-            <w:tcMar>
-              <w:top w:type="dxa" w:w="60"/>
-              <w:left w:type="dxa" w:w="100"/>
-              <w:bottom w:type="dxa" w:w="60"/>
-              <w:right w:type="dxa" w:w="100"/>
-            </w:tcMar>
-          </w:tcPr>
-          <w:p>
-            <w:r>
-              <w:rPr>
-                <w:b/>
-                <w:bCs/>
-                <w:color w:val="FFFFFF"/>
-                <w:sz w:val="19"/>
-                <w:szCs w:val="19"/>
-              </w:rPr>
-              <w:t xml:space="preserve">Method</w:t>
-            </w:r>
-          </w:p>
-        </w:tc>
-        <w:tc>
-          <w:tcPr>
-            <w:tcW w:type="dxa" w:w="3000"/>
-            <w:tcBorders>
-              <w:top w:val="single" w:color="B8C2D0" w:sz="4"/>
-              <w:left w:val="single" w:color="B8C2D0" w:sz="4"/>
-              <w:bottom w:val="single" w:color="B8C2D0" w:sz="4"/>
-              <w:right w:val="single" w:color="B8C2D0" w:sz="4"/>
-            </w:tcBorders>
-            <w:shd w:fill="1F3A5F" w:color="auto" w:val="clear"/>
-            <w:tcMar>
-              <w:top w:type="dxa" w:w="60"/>
-              <w:left w:type="dxa" w:w="100"/>
-              <w:bottom w:type="dxa" w:w="60"/>
-              <w:right w:type="dxa" w:w="100"/>
-            </w:tcMar>
-          </w:tcPr>
-          <w:p>
-            <w:r>
-              <w:rPr>
-                <w:b/>
-                <w:bCs/>
-                <w:color w:val="FFFFFF"/>
-                <w:sz w:val="19"/>
-                <w:szCs w:val="19"/>
-              </w:rPr>
-              <w:t xml:space="preserve">Description</w:t>
-            </w:r>
-          </w:p>
-        </w:tc>
-        <w:tc>
-          <w:tcPr>
-            <w:tcW w:type="dxa" w:w="2000"/>
-            <w:tcBorders>
-              <w:top w:val="single" w:color="B8C2D0" w:sz="4"/>
-              <w:left w:val="single" w:color="B8C2D0" w:sz="4"/>
-              <w:bottom w:val="single" w:color="B8C2D0" w:sz="4"/>
-              <w:right w:val="single" w:color="B8C2D0" w:sz="4"/>
-            </w:tcBorders>
-            <w:shd w:fill="1F3A5F" w:color="auto" w:val="clear"/>
-            <w:tcMar>
-              <w:top w:type="dxa" w:w="60"/>
-              <w:left w:type="dxa" w:w="100"/>
-              <w:bottom w:type="dxa" w:w="60"/>
-              <w:right w:type="dxa" w:w="100"/>
-            </w:tcMar>
-          </w:tcPr>
-          <w:p>
-            <w:r>
-              <w:rPr>
-                <w:b/>
-                <w:bCs/>
-                <w:color w:val="FFFFFF"/>
-                <w:sz w:val="19"/>
-                <w:szCs w:val="19"/>
-              </w:rPr>
-              <w:t xml:space="preserve">Advantage</w:t>
-            </w:r>
-          </w:p>
-        </w:tc>
-        <w:tc>
-          <w:tcPr>
-            <w:tcW w:type="dxa" w:w="2326"/>
-            <w:tcBorders>
-              <w:top w:val="single" w:color="B8C2D0" w:sz="4"/>
-              <w:left w:val="single" w:color="B8C2D0" w:sz="4"/>
-              <w:bottom w:val="single" w:color="B8C2D0" w:sz="4"/>
-              <w:right w:val="single" w:color="B8C2D0" w:sz="4"/>
-            </w:tcBorders>
-            <w:shd w:fill="1F3A5F" w:color="auto" w:val="clear"/>
-            <w:tcMar>
-              <w:top w:type="dxa" w:w="60"/>
-              <w:left w:type="dxa" w:w="100"/>
-              <w:bottom w:type="dxa" w:w="60"/>
-              <w:right w:type="dxa" w:w="100"/>
-            </w:tcMar>
-          </w:tcPr>
-          <w:p>
-            <w:r>
-              <w:rPr>
-                <w:b/>
-                <w:bCs/>
-                <w:color w:val="FFFFFF"/>
-                <w:sz w:val="19"/>
-                <w:szCs w:val="19"/>
-              </w:rPr>
-              <w:t xml:space="preserve">Risk</w:t>
-            </w:r>
-          </w:p>
-        </w:tc>
-      </w:tr>
-      <w:tr>
-        <w:trPr>
-          <w:cantSplit/>
-        </w:trPr>
-        <w:tc>
-          <w:tcPr>
-            <w:tcW w:type="dxa" w:w="1700"/>
-            <w:tcBorders>
-              <w:top w:val="single" w:color="B8C2D0" w:sz="4"/>
-              <w:left w:val="single" w:color="B8C2D0" w:sz="4"/>
-              <w:bottom w:val="single" w:color="B8C2D0" w:sz="4"/>
-              <w:right w:val="single" w:color="B8C2D0" w:sz="4"/>
-            </w:tcBorders>
-            <w:shd w:fill="FFFFFF" w:color="auto" w:val="clear"/>
-            <w:tcMar>
-              <w:top w:type="dxa" w:w="60"/>
-              <w:left w:type="dxa" w:w="100"/>
-              <w:bottom w:type="dxa" w:w="60"/>
-              <w:right w:type="dxa" w:w="100"/>
-            </w:tcMar>
-          </w:tcPr>
-          <w:p>
-            <w:r>
-              <w:rPr>
-                <w:sz w:val="19"/>
-                <w:szCs w:val="19"/>
-              </w:rPr>
-              <w:t xml:space="preserve">Direct</w:t>
-            </w:r>
-          </w:p>
-        </w:tc>
-        <w:tc>
-          <w:tcPr>
-            <w:tcW w:type="dxa" w:w="3000"/>
-            <w:tcBorders>
-              <w:top w:val="single" w:color="B8C2D0" w:sz="4"/>
-              <w:left w:val="single" w:color="B8C2D0" w:sz="4"/>
-              <w:bottom w:val="single" w:color="B8C2D0" w:sz="4"/>
-              <w:right w:val="single" w:color="B8C2D0" w:sz="4"/>
-            </w:tcBorders>
-            <w:shd w:fill="FFFFFF" w:color="auto" w:val="clear"/>
-            <w:tcMar>
-              <w:top w:type="dxa" w:w="60"/>
-              <w:left w:type="dxa" w:w="100"/>
-              <w:bottom w:type="dxa" w:w="60"/>
-              <w:right w:type="dxa" w:w="100"/>
-            </w:tcMar>
-          </w:tcPr>
-          <w:p>
-            <w:r>
-              <w:rPr>
-                <w:sz w:val="19"/>
-                <w:szCs w:val="19"/>
-              </w:rPr>
-              <w:t xml:space="preserve">Stop the old way and start the new system on one day</w:t>
-            </w:r>
-          </w:p>
-        </w:tc>
-        <w:tc>
-          <w:tcPr>
-            <w:tcW w:type="dxa" w:w="2000"/>
-            <w:tcBorders>
-              <w:top w:val="single" w:color="B8C2D0" w:sz="4"/>
-              <w:left w:val="single" w:color="B8C2D0" w:sz="4"/>
-              <w:bottom w:val="single" w:color="B8C2D0" w:sz="4"/>
-              <w:right w:val="single" w:color="B8C2D0" w:sz="4"/>
-            </w:tcBorders>
-            <w:shd w:fill="FFFFFF" w:color="auto" w:val="clear"/>
-            <w:tcMar>
-              <w:top w:type="dxa" w:w="60"/>
-              <w:left w:type="dxa" w:w="100"/>
-              <w:bottom w:type="dxa" w:w="60"/>
-              <w:right w:type="dxa" w:w="100"/>
-            </w:tcMar>
-          </w:tcPr>
-          <w:p>
-            <w:r>
-              <w:rPr>
-                <w:sz w:val="19"/>
-                <w:szCs w:val="19"/>
-              </w:rPr>
-              <w:t xml:space="preserve">Fast</w:t>
-            </w:r>
-          </w:p>
-        </w:tc>
-        <w:tc>
-          <w:tcPr>
-            <w:tcW w:type="dxa" w:w="2326"/>
-            <w:tcBorders>
-              <w:top w:val="single" w:color="B8C2D0" w:sz="4"/>
-              <w:left w:val="single" w:color="B8C2D0" w:sz="4"/>
-              <w:bottom w:val="single" w:color="B8C2D0" w:sz="4"/>
-              <w:right w:val="single" w:color="B8C2D0" w:sz="4"/>
-            </w:tcBorders>
-            <w:shd w:fill="FFFFFF" w:color="auto" w:val="clear"/>
-            <w:tcMar>
-              <w:top w:type="dxa" w:w="60"/>
-              <w:left w:type="dxa" w:w="100"/>
-              <w:bottom w:type="dxa" w:w="60"/>
-              <w:right w:type="dxa" w:w="100"/>
-            </w:tcMar>
-          </w:tcPr>
-          <w:p>
-            <w:r>
-              <w:rPr>
-                <w:sz w:val="19"/>
-                <w:szCs w:val="19"/>
-              </w:rPr>
-              <w:t xml:space="preserve">High risk if something fails</w:t>
-            </w:r>
-          </w:p>
-        </w:tc>
-      </w:tr>
-      <w:tr>
-        <w:trPr>
-          <w:cantSplit/>
-        </w:trPr>
-        <w:tc>
-          <w:tcPr>
-            <w:tcW w:type="dxa" w:w="1700"/>
-            <w:tcBorders>
-              <w:top w:val="single" w:color="B8C2D0" w:sz="4"/>
-              <w:left w:val="single" w:color="B8C2D0" w:sz="4"/>
-              <w:bottom w:val="single" w:color="B8C2D0" w:sz="4"/>
-              <w:right w:val="single" w:color="B8C2D0" w:sz="4"/>
-            </w:tcBorders>
-            <w:shd w:fill="FFFFFF" w:color="auto" w:val="clear"/>
-            <w:tcMar>
-              <w:top w:type="dxa" w:w="60"/>
-              <w:left w:type="dxa" w:w="100"/>
-              <w:bottom w:type="dxa" w:w="60"/>
-              <w:right w:type="dxa" w:w="100"/>
-            </w:tcMar>
-          </w:tcPr>
-          <w:p>
-            <w:r>
-              <w:rPr>
-                <w:sz w:val="19"/>
-                <w:szCs w:val="19"/>
-              </w:rPr>
-              <w:t xml:space="preserve">Parallel</w:t>
-            </w:r>
-          </w:p>
-        </w:tc>
-        <w:tc>
-          <w:tcPr>
-            <w:tcW w:type="dxa" w:w="3000"/>
-            <w:tcBorders>
-              <w:top w:val="single" w:color="B8C2D0" w:sz="4"/>
-              <w:left w:val="single" w:color="B8C2D0" w:sz="4"/>
-              <w:bottom w:val="single" w:color="B8C2D0" w:sz="4"/>
-              <w:right w:val="single" w:color="B8C2D0" w:sz="4"/>
-            </w:tcBorders>
-            <w:shd w:fill="FFFFFF" w:color="auto" w:val="clear"/>
-            <w:tcMar>
-              <w:top w:type="dxa" w:w="60"/>
-              <w:left w:type="dxa" w:w="100"/>
-              <w:bottom w:type="dxa" w:w="60"/>
-              <w:right w:type="dxa" w:w="100"/>
-            </w:tcMar>
-          </w:tcPr>
-          <w:p>
-            <w:r>
-              <w:rPr>
-                <w:sz w:val="19"/>
-                <w:szCs w:val="19"/>
-              </w:rPr>
-              <w:t xml:space="preserve">Run the old and new ways together for a time</w:t>
-            </w:r>
-          </w:p>
-        </w:tc>
-        <w:tc>
-          <w:tcPr>
-            <w:tcW w:type="dxa" w:w="2000"/>
-            <w:tcBorders>
-              <w:top w:val="single" w:color="B8C2D0" w:sz="4"/>
-              <w:left w:val="single" w:color="B8C2D0" w:sz="4"/>
-              <w:bottom w:val="single" w:color="B8C2D0" w:sz="4"/>
-              <w:right w:val="single" w:color="B8C2D0" w:sz="4"/>
-            </w:tcBorders>
-            <w:shd w:fill="FFFFFF" w:color="auto" w:val="clear"/>
-            <w:tcMar>
-              <w:top w:type="dxa" w:w="60"/>
-              <w:left w:type="dxa" w:w="100"/>
-              <w:bottom w:type="dxa" w:w="60"/>
-              <w:right w:type="dxa" w:w="100"/>
-            </w:tcMar>
-          </w:tcPr>
-          <w:p>
-            <w:r>
-              <w:rPr>
-                <w:sz w:val="19"/>
-                <w:szCs w:val="19"/>
-              </w:rPr>
-              <w:t xml:space="preserve">Safe; results can be compared</w:t>
-            </w:r>
-          </w:p>
-        </w:tc>
-        <w:tc>
-          <w:tcPr>
-            <w:tcW w:type="dxa" w:w="2326"/>
-            <w:tcBorders>
-              <w:top w:val="single" w:color="B8C2D0" w:sz="4"/>
-              <w:left w:val="single" w:color="B8C2D0" w:sz="4"/>
-              <w:bottom w:val="single" w:color="B8C2D0" w:sz="4"/>
-              <w:right w:val="single" w:color="B8C2D0" w:sz="4"/>
-            </w:tcBorders>
-            <w:shd w:fill="FFFFFF" w:color="auto" w:val="clear"/>
-            <w:tcMar>
-              <w:top w:type="dxa" w:w="60"/>
-              <w:left w:type="dxa" w:w="100"/>
-              <w:bottom w:type="dxa" w:w="60"/>
-              <w:right w:type="dxa" w:w="100"/>
-            </w:tcMar>
-          </w:tcPr>
-          <w:p>
-            <w:r>
-              <w:rPr>
-                <w:sz w:val="19"/>
-                <w:szCs w:val="19"/>
-              </w:rPr>
-              <w:t xml:space="preserve">Double work for staff</w:t>
-            </w:r>
-          </w:p>
-        </w:tc>
-      </w:tr>
-      <w:tr>
-        <w:trPr>
-          <w:cantSplit/>
-        </w:trPr>
-        <w:tc>
-          <w:tcPr>
-            <w:tcW w:type="dxa" w:w="1700"/>
-            <w:tcBorders>
-              <w:top w:val="single" w:color="B8C2D0" w:sz="4"/>
-              <w:left w:val="single" w:color="B8C2D0" w:sz="4"/>
-              <w:bottom w:val="single" w:color="B8C2D0" w:sz="4"/>
-              <w:right w:val="single" w:color="B8C2D0" w:sz="4"/>
-            </w:tcBorders>
-            <w:shd w:fill="FFFFFF" w:color="auto" w:val="clear"/>
-            <w:tcMar>
-              <w:top w:type="dxa" w:w="60"/>
-              <w:left w:type="dxa" w:w="100"/>
-              <w:bottom w:type="dxa" w:w="60"/>
-              <w:right w:type="dxa" w:w="100"/>
-            </w:tcMar>
-          </w:tcPr>
-          <w:p>
-            <w:r>
-              <w:rPr>
-                <w:sz w:val="19"/>
-                <w:szCs w:val="19"/>
-              </w:rPr>
-              <w:t xml:space="preserve">Pilot</w:t>
-            </w:r>
-          </w:p>
-        </w:tc>
-        <w:tc>
-          <w:tcPr>
-            <w:tcW w:type="dxa" w:w="3000"/>
-            <w:tcBorders>
-              <w:top w:val="single" w:color="B8C2D0" w:sz="4"/>
-              <w:left w:val="single" w:color="B8C2D0" w:sz="4"/>
-              <w:bottom w:val="single" w:color="B8C2D0" w:sz="4"/>
-              <w:right w:val="single" w:color="B8C2D0" w:sz="4"/>
-            </w:tcBorders>
-            <w:shd w:fill="FFFFFF" w:color="auto" w:val="clear"/>
-            <w:tcMar>
-              <w:top w:type="dxa" w:w="60"/>
-              <w:left w:type="dxa" w:w="100"/>
-              <w:bottom w:type="dxa" w:w="60"/>
-              <w:right w:type="dxa" w:w="100"/>
-            </w:tcMar>
-          </w:tcPr>
-          <w:p>
-            <w:r>
-              <w:rPr>
-                <w:sz w:val="19"/>
-                <w:szCs w:val="19"/>
-              </w:rPr>
-              <w:t xml:space="preserve">Start with one department</w:t>
-            </w:r>
-          </w:p>
-        </w:tc>
-        <w:tc>
-          <w:tcPr>
-            <w:tcW w:type="dxa" w:w="2000"/>
-            <w:tcBorders>
-              <w:top w:val="single" w:color="B8C2D0" w:sz="4"/>
-              <w:left w:val="single" w:color="B8C2D0" w:sz="4"/>
-              <w:bottom w:val="single" w:color="B8C2D0" w:sz="4"/>
-              <w:right w:val="single" w:color="B8C2D0" w:sz="4"/>
-            </w:tcBorders>
-            <w:shd w:fill="FFFFFF" w:color="auto" w:val="clear"/>
-            <w:tcMar>
-              <w:top w:type="dxa" w:w="60"/>
-              <w:left w:type="dxa" w:w="100"/>
-              <w:bottom w:type="dxa" w:w="60"/>
-              <w:right w:type="dxa" w:w="100"/>
-            </w:tcMar>
-          </w:tcPr>
-          <w:p>
-            <w:r>
-              <w:rPr>
-                <w:sz w:val="19"/>
-                <w:szCs w:val="19"/>
-              </w:rPr>
-              <w:t xml:space="preserve">Problems are found on a small scale</w:t>
-            </w:r>
-          </w:p>
-        </w:tc>
-        <w:tc>
-          <w:tcPr>
-            <w:tcW w:type="dxa" w:w="2326"/>
-            <w:tcBorders>
-              <w:top w:val="single" w:color="B8C2D0" w:sz="4"/>
-              <w:left w:val="single" w:color="B8C2D0" w:sz="4"/>
-              <w:bottom w:val="single" w:color="B8C2D0" w:sz="4"/>
-              <w:right w:val="single" w:color="B8C2D0" w:sz="4"/>
-            </w:tcBorders>
-            <w:shd w:fill="FFFFFF" w:color="auto" w:val="clear"/>
-            <w:tcMar>
-              <w:top w:type="dxa" w:w="60"/>
-              <w:left w:type="dxa" w:w="100"/>
-              <w:bottom w:type="dxa" w:w="60"/>
-              <w:right w:type="dxa" w:w="100"/>
-            </w:tcMar>
-          </w:tcPr>
-          <w:p>
-            <w:r>
-              <w:rPr>
-                <w:sz w:val="19"/>
-                <w:szCs w:val="19"/>
-              </w:rPr>
-              <w:t xml:space="preserve">Slower overall</w:t>
-            </w:r>
-          </w:p>
-        </w:tc>
-      </w:tr>
-      <w:tr>
-        <w:trPr>
-          <w:cantSplit/>
-        </w:trPr>
-        <w:tc>
-          <w:tcPr>
-            <w:tcW w:type="dxa" w:w="1700"/>
-            <w:tcBorders>
-              <w:top w:val="single" w:color="B8C2D0" w:sz="4"/>
-              <w:left w:val="single" w:color="B8C2D0" w:sz="4"/>
-              <w:bottom w:val="single" w:color="B8C2D0" w:sz="4"/>
-              <w:right w:val="single" w:color="B8C2D0" w:sz="4"/>
-            </w:tcBorders>
-            <w:shd w:fill="FFFFFF" w:color="auto" w:val="clear"/>
-            <w:tcMar>
-              <w:top w:type="dxa" w:w="60"/>
-              <w:left w:type="dxa" w:w="100"/>
-              <w:bottom w:type="dxa" w:w="60"/>
-              <w:right w:type="dxa" w:w="100"/>
-            </w:tcMar>
-          </w:tcPr>
-          <w:p>
-            <w:r>
-              <w:rPr>
-                <w:sz w:val="19"/>
-                <w:szCs w:val="19"/>
-              </w:rPr>
-              <w:t xml:space="preserve">Phased</w:t>
-            </w:r>
-          </w:p>
-        </w:tc>
-        <w:tc>
-          <w:tcPr>
-            <w:tcW w:type="dxa" w:w="3000"/>
-            <w:tcBorders>
-              <w:top w:val="single" w:color="B8C2D0" w:sz="4"/>
-              <w:left w:val="single" w:color="B8C2D0" w:sz="4"/>
-              <w:bottom w:val="single" w:color="B8C2D0" w:sz="4"/>
-              <w:right w:val="single" w:color="B8C2D0" w:sz="4"/>
-            </w:tcBorders>
-            <w:shd w:fill="FFFFFF" w:color="auto" w:val="clear"/>
-            <w:tcMar>
-              <w:top w:type="dxa" w:w="60"/>
-              <w:left w:type="dxa" w:w="100"/>
-              <w:bottom w:type="dxa" w:w="60"/>
-              <w:right w:type="dxa" w:w="100"/>
-            </w:tcMar>
-          </w:tcPr>
-          <w:p>
-            <w:r>
-              <w:rPr>
-                <w:sz w:val="19"/>
-                <w:szCs w:val="19"/>
-              </w:rPr>
-              <w:t xml:space="preserve">Add the modules one at a time</w:t>
-            </w:r>
-          </w:p>
-        </w:tc>
-        <w:tc>
-          <w:tcPr>
-            <w:tcW w:type="dxa" w:w="2000"/>
-            <w:tcBorders>
-              <w:top w:val="single" w:color="B8C2D0" w:sz="4"/>
-              <w:left w:val="single" w:color="B8C2D0" w:sz="4"/>
-              <w:bottom w:val="single" w:color="B8C2D0" w:sz="4"/>
-              <w:right w:val="single" w:color="B8C2D0" w:sz="4"/>
-            </w:tcBorders>
-            <w:shd w:fill="FFFFFF" w:color="auto" w:val="clear"/>
-            <w:tcMar>
-              <w:top w:type="dxa" w:w="60"/>
-              <w:left w:type="dxa" w:w="100"/>
-              <w:bottom w:type="dxa" w:w="60"/>
-              <w:right w:type="dxa" w:w="100"/>
-            </w:tcMar>
-          </w:tcPr>
-          <w:p>
-            <w:r>
-              <w:rPr>
-                <w:sz w:val="19"/>
-                <w:szCs w:val="19"/>
-              </w:rPr>
-              <w:t xml:space="preserve">Spreads the training load</w:t>
-            </w:r>
-          </w:p>
-        </w:tc>
-        <w:tc>
-          <w:tcPr>
-            <w:tcW w:type="dxa" w:w="2326"/>
-            <w:tcBorders>
-              <w:top w:val="single" w:color="B8C2D0" w:sz="4"/>
-              <w:left w:val="single" w:color="B8C2D0" w:sz="4"/>
-              <w:bottom w:val="single" w:color="B8C2D0" w:sz="4"/>
-              <w:right w:val="single" w:color="B8C2D0" w:sz="4"/>
-            </w:tcBorders>
-            <w:shd w:fill="FFFFFF" w:color="auto" w:val="clear"/>
-            <w:tcMar>
-              <w:top w:type="dxa" w:w="60"/>
-              <w:left w:type="dxa" w:w="100"/>
-              <w:bottom w:type="dxa" w:w="60"/>
-              <w:right w:type="dxa" w:w="100"/>
-            </w:tcMar>
-          </w:tcPr>
-          <w:p>
-            <w:r>
-              <w:rPr>
-                <w:sz w:val="19"/>
-                <w:szCs w:val="19"/>
-              </w:rPr>
-              <w:t xml:space="preserve">A longer time with mixed systems</w:t>
-            </w:r>
-          </w:p>
-        </w:tc>
-      </w:tr>
-    </w:tbl>
-    <w:p>
-      <w:pPr>
-        <w:spacing w:after="120"/>
-      </w:pPr>
-    </w:p>
-    <w:p>
-      <w:pPr>
-        <w:spacing w:after="120" w:line="300"/>
-      </w:pPr>
-      <w:r>
-        <w:rPr>
-          <w:b/>
-          <w:bCs/>
-        </w:rPr>
-        <w:t xml:space="preserve">Recommended: a pilot followed by a phased roll-out, with the old incident spreadsheet kept in parallel for the first month.</w:t>
-      </w:r>
-      <w:r>
-        <w:t xml:space="preserve"> Training and quizzes are new activities, so nothing has to be replaced. Only incident reporting changes an existing process, and the parallel month is a safety net for it.</w:t>
-      </w:r>
-    </w:p>
-    <w:p>
-      <w:pPr>
-        <w:pStyle w:val="Heading2"/>
-      </w:pPr>
-      <w:r>
-        <w:t xml:space="preserve">6.4.2 Conversion schedule</w:t>
-      </w:r>
-    </w:p>
-    <w:p>
-      <w:pPr>
-        <w:keepNext/>
-        <w:spacing w:after="60" w:before="120"/>
-      </w:pPr>
-      <w:r>
-        <w:rPr>
-          <w:b/>
-          <w:bCs/>
-          <w:color w:val="555555"/>
-          <w:sz w:val="19"/>
-          <w:szCs w:val="19"/>
-        </w:rPr>
-        <w:t xml:space="preserve">Table 6.8: Conversion schedule</w:t>
+        <w:t xml:space="preserve">Table 6.6: Conversion schedule</w:t>
       </w:r>
     </w:p>
     <w:tbl>
@@ -5116,7 +4065,7 @@
                 <w:sz w:val="19"/>
                 <w:szCs w:val="19"/>
               </w:rPr>
-              <w:t xml:space="preserve">Set up the server, install, set up HTTPS, create administrator and officer accounts, load or write lessons, quizzes and simulations, test the backup</w:t>
+              <w:t xml:space="preserve">Set up the server, HTTPS, administrator accounts. Load lessons, quizzes and simulations.</w:t>
             </w:r>
           </w:p>
         </w:tc>
@@ -5202,7 +4151,7 @@
                 <w:sz w:val="19"/>
                 <w:szCs w:val="19"/>
               </w:rPr>
-              <w:t xml:space="preserve">Create staff accounts. Enter open incidents from the spreadsheet through the incident form and write the original date in the description. Choose categories.</w:t>
+              <w:t xml:space="preserve">Create staff accounts. Enter open incidents from the spreadsheet through the incident form. Write the original date in the description.</w:t>
             </w:r>
           </w:p>
         </w:tc>
@@ -5288,7 +4237,7 @@
                 <w:sz w:val="19"/>
                 <w:szCs w:val="19"/>
               </w:rPr>
-              <w:t xml:space="preserve">One department (about 10 users) uses all modules. Collect feedback and fix problems.</w:t>
+              <w:t xml:space="preserve">One department (about 10 users) uses every module. Feedback is collected and problems are fixed.</w:t>
             </w:r>
           </w:p>
         </w:tc>
@@ -5374,7 +4323,7 @@
                 <w:sz w:val="19"/>
                 <w:szCs w:val="19"/>
               </w:rPr>
-              <w:t xml:space="preserve">All staff start training, quizzes and alerts</w:t>
+              <w:t xml:space="preserve">All staff use training and quizzes.</w:t>
             </w:r>
           </w:p>
         </w:tc>
@@ -5460,7 +4409,7 @@
                 <w:sz w:val="19"/>
                 <w:szCs w:val="19"/>
               </w:rPr>
-              <w:t xml:space="preserve">All staff start the phishing lab and incident reporting. The old spreadsheet continues in parallel.</w:t>
+              <w:t xml:space="preserve">All staff use the phishing lab and incident reporting. The old spreadsheet continues.</w:t>
             </w:r>
           </w:p>
         </w:tc>
@@ -5546,7 +4495,7 @@
                 <w:sz w:val="19"/>
                 <w:szCs w:val="19"/>
               </w:rPr>
-              <w:t xml:space="preserve">The spreadsheet is frozen and archived. CyberShield Hub becomes the official record.</w:t>
+              <w:t xml:space="preserve">The spreadsheet is archived. CyberShield Hub is the official record.</w:t>
             </w:r>
           </w:p>
         </w:tc>
@@ -5589,54 +4538,7 @@
         <w:pStyle w:val="Heading2"/>
       </w:pPr>
       <w:r>
-        <w:t xml:space="preserve">6.4.3 Data conversion</w:t>
-      </w:r>
-    </w:p>
-    <w:p>
-      <w:pPr>
-        <w:pStyle w:val="ListParagraph"/>
-        <w:numPr>
-          <w:ilvl w:val="0"/>
-          <w:numId w:val="3"/>
-        </w:numPr>
-        <w:spacing w:after="60" w:line="288"/>
-      </w:pPr>
-      <w:r>
-        <w:t xml:space="preserve">Open incident records are entered again through the incident form. The system makes new reference numbers, and the old numbers and original dates are written in the description.</w:t>
-      </w:r>
-    </w:p>
-    <w:p>
-      <w:pPr>
-        <w:pStyle w:val="ListParagraph"/>
-        <w:numPr>
-          <w:ilvl w:val="0"/>
-          <w:numId w:val="3"/>
-        </w:numPr>
-        <w:spacing w:after="60" w:line="288"/>
-      </w:pPr>
-      <w:r>
-        <w:t xml:space="preserve">Staff lists come from HR. Accounts are created by administrators or by self-registration, and users choose their own passwords.</w:t>
-      </w:r>
-    </w:p>
-    <w:p>
-      <w:pPr>
-        <w:pStyle w:val="ListParagraph"/>
-        <w:numPr>
-          <w:ilvl w:val="0"/>
-          <w:numId w:val="3"/>
-        </w:numPr>
-        <w:spacing w:after="60" w:line="288"/>
-      </w:pPr>
-      <w:r>
-        <w:t xml:space="preserve">Earlier training attendance may be kept as a note. Scores start from zero.</w:t>
-      </w:r>
-    </w:p>
-    <w:p>
-      <w:pPr>
-        <w:pStyle w:val="Heading2"/>
-      </w:pPr>
-      <w:r>
-        <w:t xml:space="preserve">6.4.4 Training plan</w:t>
+        <w:t xml:space="preserve">6.4.3 Training plan</w:t>
       </w:r>
     </w:p>
     <w:p>
@@ -5652,7 +4554,7 @@
           <w:sz w:val="19"/>
           <w:szCs w:val="19"/>
         </w:rPr>
-        <w:t xml:space="preserve">Table 6.9: Training plan</w:t>
+        <w:t xml:space="preserve">Table 6.7: Training plan</w:t>
       </w:r>
     </w:p>
     <w:tbl>
@@ -5852,7 +4754,7 @@
                 <w:sz w:val="19"/>
                 <w:szCs w:val="19"/>
               </w:rPr>
-              <w:t xml:space="preserve">Register, dashboard, lessons, quizzes, phishing lab, report an incident, alerts</w:t>
+              <w:t xml:space="preserve">Register, dashboard, lessons, quizzes, phishing lab, report an incident</w:t>
             </w:r>
           </w:p>
         </w:tc>
@@ -5879,7 +4781,7 @@
                 <w:sz w:val="19"/>
                 <w:szCs w:val="19"/>
               </w:rPr>
-              <w:t xml:space="preserve">Live demonstration and hands-on practice; user manual</w:t>
+              <w:t xml:space="preserve">Demonstration and practice; user manual</w:t>
             </w:r>
           </w:p>
         </w:tc>
@@ -5938,7 +4840,7 @@
                 <w:sz w:val="19"/>
                 <w:szCs w:val="19"/>
               </w:rPr>
-              <w:t xml:space="preserve">Cybersecurity officers</w:t>
+              <w:t xml:space="preserve">System administrators</w:t>
             </w:r>
           </w:p>
         </w:tc>
@@ -5965,7 +4867,7 @@
                 <w:sz w:val="19"/>
                 <w:szCs w:val="19"/>
               </w:rPr>
-              <w:t xml:space="preserve">SOC queue, assignment, status flow, timeline notes, analytics, audit log</w:t>
+              <w:t xml:space="preserve">Install, settings, users and roles, content, SOC queue, assignment, status flow, timeline notes, analytics, audit log</w:t>
             </w:r>
           </w:p>
         </w:tc>
@@ -5992,7 +4894,7 @@
                 <w:sz w:val="19"/>
                 <w:szCs w:val="19"/>
               </w:rPr>
-              <w:t xml:space="preserve">Workshop with practice incidents</w:t>
+              <w:t xml:space="preserve">Technical workshop with practice incidents</w:t>
             </w:r>
           </w:p>
         </w:tc>
@@ -6019,7 +4921,7 @@
                 <w:sz w:val="19"/>
                 <w:szCs w:val="19"/>
               </w:rPr>
-              <w:t xml:space="preserve">3 hours</w:t>
+              <w:t xml:space="preserve">1 day</w:t>
             </w:r>
           </w:p>
         </w:tc>
@@ -6051,119 +4953,6 @@
                 <w:sz w:val="19"/>
                 <w:szCs w:val="19"/>
               </w:rPr>
-              <w:t xml:space="preserve">System administrators</w:t>
-            </w:r>
-          </w:p>
-        </w:tc>
-        <w:tc>
-          <w:tcPr>
-            <w:tcW w:type="dxa" w:w="3626"/>
-            <w:tcBorders>
-              <w:top w:val="single" w:color="B8C2D0" w:sz="4"/>
-              <w:left w:val="single" w:color="B8C2D0" w:sz="4"/>
-              <w:bottom w:val="single" w:color="B8C2D0" w:sz="4"/>
-              <w:right w:val="single" w:color="B8C2D0" w:sz="4"/>
-            </w:tcBorders>
-            <w:shd w:fill="FFFFFF" w:color="auto" w:val="clear"/>
-            <w:tcMar>
-              <w:top w:type="dxa" w:w="60"/>
-              <w:left w:type="dxa" w:w="100"/>
-              <w:bottom w:type="dxa" w:w="60"/>
-              <w:right w:type="dxa" w:w="100"/>
-            </w:tcMar>
-          </w:tcPr>
-          <w:p>
-            <w:r>
-              <w:rPr>
-                <w:sz w:val="19"/>
-                <w:szCs w:val="19"/>
-              </w:rPr>
-              <w:t xml:space="preserve">Install, settings, users and roles, content, alerts, backup and restore</w:t>
-            </w:r>
-          </w:p>
-        </w:tc>
-        <w:tc>
-          <w:tcPr>
-            <w:tcW w:type="dxa" w:w="2400"/>
-            <w:tcBorders>
-              <w:top w:val="single" w:color="B8C2D0" w:sz="4"/>
-              <w:left w:val="single" w:color="B8C2D0" w:sz="4"/>
-              <w:bottom w:val="single" w:color="B8C2D0" w:sz="4"/>
-              <w:right w:val="single" w:color="B8C2D0" w:sz="4"/>
-            </w:tcBorders>
-            <w:shd w:fill="FFFFFF" w:color="auto" w:val="clear"/>
-            <w:tcMar>
-              <w:top w:type="dxa" w:w="60"/>
-              <w:left w:type="dxa" w:w="100"/>
-              <w:bottom w:type="dxa" w:w="60"/>
-              <w:right w:type="dxa" w:w="100"/>
-            </w:tcMar>
-          </w:tcPr>
-          <w:p>
-            <w:r>
-              <w:rPr>
-                <w:sz w:val="19"/>
-                <w:szCs w:val="19"/>
-              </w:rPr>
-              <w:t xml:space="preserve">Technical workshop</w:t>
-            </w:r>
-          </w:p>
-        </w:tc>
-        <w:tc>
-          <w:tcPr>
-            <w:tcW w:type="dxa" w:w="1100"/>
-            <w:tcBorders>
-              <w:top w:val="single" w:color="B8C2D0" w:sz="4"/>
-              <w:left w:val="single" w:color="B8C2D0" w:sz="4"/>
-              <w:bottom w:val="single" w:color="B8C2D0" w:sz="4"/>
-              <w:right w:val="single" w:color="B8C2D0" w:sz="4"/>
-            </w:tcBorders>
-            <w:shd w:fill="FFFFFF" w:color="auto" w:val="clear"/>
-            <w:tcMar>
-              <w:top w:type="dxa" w:w="60"/>
-              <w:left w:type="dxa" w:w="100"/>
-              <w:bottom w:type="dxa" w:w="60"/>
-              <w:right w:type="dxa" w:w="100"/>
-            </w:tcMar>
-          </w:tcPr>
-          <w:p>
-            <w:r>
-              <w:rPr>
-                <w:sz w:val="19"/>
-                <w:szCs w:val="19"/>
-              </w:rPr>
-              <w:t xml:space="preserve">1 day</w:t>
-            </w:r>
-          </w:p>
-        </w:tc>
-      </w:tr>
-      <w:tr>
-        <w:trPr>
-          <w:cantSplit/>
-        </w:trPr>
-        <w:tc>
-          <w:tcPr>
-            <w:tcW w:type="dxa" w:w="1900"/>
-            <w:tcBorders>
-              <w:top w:val="single" w:color="B8C2D0" w:sz="4"/>
-              <w:left w:val="single" w:color="B8C2D0" w:sz="4"/>
-              <w:bottom w:val="single" w:color="B8C2D0" w:sz="4"/>
-              <w:right w:val="single" w:color="B8C2D0" w:sz="4"/>
-            </w:tcBorders>
-            <w:shd w:fill="FFFFFF" w:color="auto" w:val="clear"/>
-            <w:tcMar>
-              <w:top w:type="dxa" w:w="60"/>
-              <w:left w:type="dxa" w:w="100"/>
-              <w:bottom w:type="dxa" w:w="60"/>
-              <w:right w:type="dxa" w:w="100"/>
-            </w:tcMar>
-          </w:tcPr>
-          <w:p>
-            <w:r>
-              <w:rPr>
-                <w:sz w:val="19"/>
-                <w:szCs w:val="19"/>
-              </w:rPr>
               <w:t xml:space="preserve">Management</w:t>
             </w:r>
           </w:p>
@@ -6258,10 +5047,10 @@
     </w:p>
     <w:p>
       <w:pPr>
-        <w:pStyle w:val="Heading2"/>
-      </w:pPr>
-      <w:r>
-        <w:t xml:space="preserve">6.4.5 Risks and back-up plans</w:t>
+        <w:pStyle w:val="Heading1"/>
+      </w:pPr>
+      <w:r>
+        <w:t xml:space="preserve">6.5 Post-Implementation Plan</w:t>
       </w:r>
     </w:p>
     <w:p>
@@ -6277,354 +5066,7 @@
           <w:sz w:val="19"/>
           <w:szCs w:val="19"/>
         </w:rPr>
-        <w:t xml:space="preserve">Table 6.10: Roll-out risks</w:t>
-      </w:r>
-    </w:p>
-    <w:tbl>
-      <w:tblPr>
-        <w:tblW w:type="dxa" w:w="9026"/>
-        <w:tblBorders>
-          <w:top w:val="single" w:color="auto" w:sz="4"/>
-          <w:left w:val="single" w:color="auto" w:sz="4"/>
-          <w:bottom w:val="single" w:color="auto" w:sz="4"/>
-          <w:right w:val="single" w:color="auto" w:sz="4"/>
-          <w:insideH w:val="single" w:color="auto" w:sz="4"/>
-          <w:insideV w:val="single" w:color="auto" w:sz="4"/>
-        </w:tblBorders>
-      </w:tblPr>
-      <w:tblGrid>
-        <w:gridCol w:w="3000"/>
-        <w:gridCol w:w="6026"/>
-      </w:tblGrid>
-      <w:tr>
-        <w:trPr>
-          <w:tblHeader/>
-        </w:trPr>
-        <w:tc>
-          <w:tcPr>
-            <w:tcW w:type="dxa" w:w="3000"/>
-            <w:tcBorders>
-              <w:top w:val="single" w:color="B8C2D0" w:sz="4"/>
-              <w:left w:val="single" w:color="B8C2D0" w:sz="4"/>
-              <w:bottom w:val="single" w:color="B8C2D0" w:sz="4"/>
-              <w:right w:val="single" w:color="B8C2D0" w:sz="4"/>
-            </w:tcBorders>
-            <w:shd w:fill="1F3A5F" w:color="auto" w:val="clear"/>
-            <w:tcMar>
-              <w:top w:type="dxa" w:w="60"/>
-              <w:left w:type="dxa" w:w="100"/>
-              <w:bottom w:type="dxa" w:w="60"/>
-              <w:right w:type="dxa" w:w="100"/>
-            </w:tcMar>
-          </w:tcPr>
-          <w:p>
-            <w:r>
-              <w:rPr>
-                <w:b/>
-                <w:bCs/>
-                <w:color w:val="FFFFFF"/>
-                <w:sz w:val="19"/>
-                <w:szCs w:val="19"/>
-              </w:rPr>
-              <w:t xml:space="preserve">Risk</w:t>
-            </w:r>
-          </w:p>
-        </w:tc>
-        <w:tc>
-          <w:tcPr>
-            <w:tcW w:type="dxa" w:w="6026"/>
-            <w:tcBorders>
-              <w:top w:val="single" w:color="B8C2D0" w:sz="4"/>
-              <w:left w:val="single" w:color="B8C2D0" w:sz="4"/>
-              <w:bottom w:val="single" w:color="B8C2D0" w:sz="4"/>
-              <w:right w:val="single" w:color="B8C2D0" w:sz="4"/>
-            </w:tcBorders>
-            <w:shd w:fill="1F3A5F" w:color="auto" w:val="clear"/>
-            <w:tcMar>
-              <w:top w:type="dxa" w:w="60"/>
-              <w:left w:type="dxa" w:w="100"/>
-              <w:bottom w:type="dxa" w:w="60"/>
-              <w:right w:type="dxa" w:w="100"/>
-            </w:tcMar>
-          </w:tcPr>
-          <w:p>
-            <w:r>
-              <w:rPr>
-                <w:b/>
-                <w:bCs/>
-                <w:color w:val="FFFFFF"/>
-                <w:sz w:val="19"/>
-                <w:szCs w:val="19"/>
-              </w:rPr>
-              <w:t xml:space="preserve">Back-up plan</w:t>
-            </w:r>
-          </w:p>
-        </w:tc>
-      </w:tr>
-      <w:tr>
-        <w:trPr>
-          <w:cantSplit/>
-        </w:trPr>
-        <w:tc>
-          <w:tcPr>
-            <w:tcW w:type="dxa" w:w="3000"/>
-            <w:tcBorders>
-              <w:top w:val="single" w:color="B8C2D0" w:sz="4"/>
-              <w:left w:val="single" w:color="B8C2D0" w:sz="4"/>
-              <w:bottom w:val="single" w:color="B8C2D0" w:sz="4"/>
-              <w:right w:val="single" w:color="B8C2D0" w:sz="4"/>
-            </w:tcBorders>
-            <w:shd w:fill="FFFFFF" w:color="auto" w:val="clear"/>
-            <w:tcMar>
-              <w:top w:type="dxa" w:w="60"/>
-              <w:left w:type="dxa" w:w="100"/>
-              <w:bottom w:type="dxa" w:w="60"/>
-              <w:right w:type="dxa" w:w="100"/>
-            </w:tcMar>
-          </w:tcPr>
-          <w:p>
-            <w:r>
-              <w:rPr>
-                <w:sz w:val="19"/>
-                <w:szCs w:val="19"/>
-              </w:rPr>
-              <w:t xml:space="preserve">Server fails during roll-out</w:t>
-            </w:r>
-          </w:p>
-        </w:tc>
-        <w:tc>
-          <w:tcPr>
-            <w:tcW w:type="dxa" w:w="6026"/>
-            <w:tcBorders>
-              <w:top w:val="single" w:color="B8C2D0" w:sz="4"/>
-              <w:left w:val="single" w:color="B8C2D0" w:sz="4"/>
-              <w:bottom w:val="single" w:color="B8C2D0" w:sz="4"/>
-              <w:right w:val="single" w:color="B8C2D0" w:sz="4"/>
-            </w:tcBorders>
-            <w:shd w:fill="FFFFFF" w:color="auto" w:val="clear"/>
-            <w:tcMar>
-              <w:top w:type="dxa" w:w="60"/>
-              <w:left w:type="dxa" w:w="100"/>
-              <w:bottom w:type="dxa" w:w="60"/>
-              <w:right w:type="dxa" w:w="100"/>
-            </w:tcMar>
-          </w:tcPr>
-          <w:p>
-            <w:r>
-              <w:rPr>
-                <w:sz w:val="19"/>
-                <w:szCs w:val="19"/>
-              </w:rPr>
-              <w:t xml:space="preserve">Daily database and media backups; tested restore; staff report by e-mail or paper until the system is back</w:t>
-            </w:r>
-          </w:p>
-        </w:tc>
-      </w:tr>
-      <w:tr>
-        <w:trPr>
-          <w:cantSplit/>
-        </w:trPr>
-        <w:tc>
-          <w:tcPr>
-            <w:tcW w:type="dxa" w:w="3000"/>
-            <w:tcBorders>
-              <w:top w:val="single" w:color="B8C2D0" w:sz="4"/>
-              <w:left w:val="single" w:color="B8C2D0" w:sz="4"/>
-              <w:bottom w:val="single" w:color="B8C2D0" w:sz="4"/>
-              <w:right w:val="single" w:color="B8C2D0" w:sz="4"/>
-            </w:tcBorders>
-            <w:shd w:fill="FFFFFF" w:color="auto" w:val="clear"/>
-            <w:tcMar>
-              <w:top w:type="dxa" w:w="60"/>
-              <w:left w:type="dxa" w:w="100"/>
-              <w:bottom w:type="dxa" w:w="60"/>
-              <w:right w:type="dxa" w:w="100"/>
-            </w:tcMar>
-          </w:tcPr>
-          <w:p>
-            <w:r>
-              <w:rPr>
-                <w:sz w:val="19"/>
-                <w:szCs w:val="19"/>
-              </w:rPr>
-              <w:t xml:space="preserve">Staff do not want to change</w:t>
-            </w:r>
-          </w:p>
-        </w:tc>
-        <w:tc>
-          <w:tcPr>
-            <w:tcW w:type="dxa" w:w="6026"/>
-            <w:tcBorders>
-              <w:top w:val="single" w:color="B8C2D0" w:sz="4"/>
-              <w:left w:val="single" w:color="B8C2D0" w:sz="4"/>
-              <w:bottom w:val="single" w:color="B8C2D0" w:sz="4"/>
-              <w:right w:val="single" w:color="B8C2D0" w:sz="4"/>
-            </w:tcBorders>
-            <w:shd w:fill="FFFFFF" w:color="auto" w:val="clear"/>
-            <w:tcMar>
-              <w:top w:type="dxa" w:w="60"/>
-              <w:left w:type="dxa" w:w="100"/>
-              <w:bottom w:type="dxa" w:w="60"/>
-              <w:right w:type="dxa" w:w="100"/>
-            </w:tcMar>
-          </w:tcPr>
-          <w:p>
-            <w:r>
-              <w:rPr>
-                <w:sz w:val="19"/>
-                <w:szCs w:val="19"/>
-              </w:rPr>
-              <w:t xml:space="preserve">Support from management, short sessions, a message that reporting is blame-free</w:t>
-            </w:r>
-          </w:p>
-        </w:tc>
-      </w:tr>
-      <w:tr>
-        <w:trPr>
-          <w:cantSplit/>
-        </w:trPr>
-        <w:tc>
-          <w:tcPr>
-            <w:tcW w:type="dxa" w:w="3000"/>
-            <w:tcBorders>
-              <w:top w:val="single" w:color="B8C2D0" w:sz="4"/>
-              <w:left w:val="single" w:color="B8C2D0" w:sz="4"/>
-              <w:bottom w:val="single" w:color="B8C2D0" w:sz="4"/>
-              <w:right w:val="single" w:color="B8C2D0" w:sz="4"/>
-            </w:tcBorders>
-            <w:shd w:fill="FFFFFF" w:color="auto" w:val="clear"/>
-            <w:tcMar>
-              <w:top w:type="dxa" w:w="60"/>
-              <w:left w:type="dxa" w:w="100"/>
-              <w:bottom w:type="dxa" w:w="60"/>
-              <w:right w:type="dxa" w:w="100"/>
-            </w:tcMar>
-          </w:tcPr>
-          <w:p>
-            <w:r>
-              <w:rPr>
-                <w:sz w:val="19"/>
-                <w:szCs w:val="19"/>
-              </w:rPr>
-              <w:t xml:space="preserve">Poor network</w:t>
-            </w:r>
-          </w:p>
-        </w:tc>
-        <w:tc>
-          <w:tcPr>
-            <w:tcW w:type="dxa" w:w="6026"/>
-            <w:tcBorders>
-              <w:top w:val="single" w:color="B8C2D0" w:sz="4"/>
-              <w:left w:val="single" w:color="B8C2D0" w:sz="4"/>
-              <w:bottom w:val="single" w:color="B8C2D0" w:sz="4"/>
-              <w:right w:val="single" w:color="B8C2D0" w:sz="4"/>
-            </w:tcBorders>
-            <w:shd w:fill="FFFFFF" w:color="auto" w:val="clear"/>
-            <w:tcMar>
-              <w:top w:type="dxa" w:w="60"/>
-              <w:left w:type="dxa" w:w="100"/>
-              <w:bottom w:type="dxa" w:w="60"/>
-              <w:right w:type="dxa" w:w="100"/>
-            </w:tcMar>
-          </w:tcPr>
-          <w:p>
-            <w:r>
-              <w:rPr>
-                <w:sz w:val="19"/>
-                <w:szCs w:val="19"/>
-              </w:rPr>
-              <w:t xml:space="preserve">Light pages and the mobile app</w:t>
-            </w:r>
-          </w:p>
-        </w:tc>
-      </w:tr>
-      <w:tr>
-        <w:trPr>
-          <w:cantSplit/>
-        </w:trPr>
-        <w:tc>
-          <w:tcPr>
-            <w:tcW w:type="dxa" w:w="3000"/>
-            <w:tcBorders>
-              <w:top w:val="single" w:color="B8C2D0" w:sz="4"/>
-              <w:left w:val="single" w:color="B8C2D0" w:sz="4"/>
-              <w:bottom w:val="single" w:color="B8C2D0" w:sz="4"/>
-              <w:right w:val="single" w:color="B8C2D0" w:sz="4"/>
-            </w:tcBorders>
-            <w:shd w:fill="FFFFFF" w:color="auto" w:val="clear"/>
-            <w:tcMar>
-              <w:top w:type="dxa" w:w="60"/>
-              <w:left w:type="dxa" w:w="100"/>
-              <w:bottom w:type="dxa" w:w="60"/>
-              <w:right w:type="dxa" w:w="100"/>
-            </w:tcMar>
-          </w:tcPr>
-          <w:p>
-            <w:r>
-              <w:rPr>
-                <w:sz w:val="19"/>
-                <w:szCs w:val="19"/>
-              </w:rPr>
-              <w:t xml:space="preserve">Wrong role given to a user</w:t>
-            </w:r>
-          </w:p>
-        </w:tc>
-        <w:tc>
-          <w:tcPr>
-            <w:tcW w:type="dxa" w:w="6026"/>
-            <w:tcBorders>
-              <w:top w:val="single" w:color="B8C2D0" w:sz="4"/>
-              <w:left w:val="single" w:color="B8C2D0" w:sz="4"/>
-              <w:bottom w:val="single" w:color="B8C2D0" w:sz="4"/>
-              <w:right w:val="single" w:color="B8C2D0" w:sz="4"/>
-            </w:tcBorders>
-            <w:shd w:fill="FFFFFF" w:color="auto" w:val="clear"/>
-            <w:tcMar>
-              <w:top w:type="dxa" w:w="60"/>
-              <w:left w:type="dxa" w:w="100"/>
-              <w:bottom w:type="dxa" w:w="60"/>
-              <w:right w:type="dxa" w:w="100"/>
-            </w:tcMar>
-          </w:tcPr>
-          <w:p>
-            <w:r>
-              <w:rPr>
-                <w:sz w:val="19"/>
-                <w:szCs w:val="19"/>
-              </w:rPr>
-              <w:t xml:space="preserve">The administrator corrects it; the audit log records the change</w:t>
-            </w:r>
-          </w:p>
-        </w:tc>
-      </w:tr>
-    </w:tbl>
-    <w:p>
-      <w:pPr>
-        <w:spacing w:after="120"/>
-      </w:pPr>
-    </w:p>
-    <w:p>
-      <w:pPr>
-        <w:pStyle w:val="Heading1"/>
-      </w:pPr>
-      <w:r>
-        <w:t xml:space="preserve">6.5 Post-Implementation Plan</w:t>
-      </w:r>
-    </w:p>
-    <w:p>
-      <w:pPr>
-        <w:keepNext/>
-        <w:spacing w:after="60" w:before="120"/>
-      </w:pPr>
-      <w:r>
-        <w:rPr>
-          <w:b/>
-          <w:bCs/>
-          <w:color w:val="555555"/>
-          <w:sz w:val="19"/>
-          <w:szCs w:val="19"/>
-        </w:rPr>
-        <w:t xml:space="preserve">Table 6.11: Post-implementation activities</w:t>
+        <w:t xml:space="preserve">Table 6.8: Post-implementation activities</w:t>
       </w:r>
     </w:p>
     <w:tbl>
@@ -6766,7 +5208,7 @@
                 <w:sz w:val="19"/>
                 <w:szCs w:val="19"/>
               </w:rPr>
-              <w:t xml:space="preserve">Backup of the database and media files, and a restore test</w:t>
+              <w:t xml:space="preserve">Backup of the database and media files; restore test</w:t>
             </w:r>
           </w:p>
         </w:tc>
@@ -6852,7 +5294,7 @@
                 <w:sz w:val="19"/>
                 <w:szCs w:val="19"/>
               </w:rPr>
-              <w:t xml:space="preserve">Install security updates for Python, Django, Node packages and the operating system</w:t>
+              <w:t xml:space="preserve">Security updates for Python, Django, Node packages and the operating system</w:t>
             </w:r>
           </w:p>
         </w:tc>
@@ -6879,7 +5321,7 @@
                 <w:sz w:val="19"/>
                 <w:szCs w:val="19"/>
               </w:rPr>
-              <w:t xml:space="preserve">Monthly; urgent updates at once</w:t>
+              <w:t xml:space="preserve">Monthly</w:t>
             </w:r>
           </w:p>
         </w:tc>
@@ -6938,7 +5380,7 @@
                 <w:sz w:val="19"/>
                 <w:szCs w:val="19"/>
               </w:rPr>
-              <w:t xml:space="preserve">Review the audit log for strange activity</w:t>
+              <w:t xml:space="preserve">Review of the audit log</w:t>
             </w:r>
           </w:p>
         </w:tc>
@@ -6992,7 +5434,7 @@
                 <w:sz w:val="19"/>
                 <w:szCs w:val="19"/>
               </w:rPr>
-              <w:t xml:space="preserve">Cybersecurity officer</w:t>
+              <w:t xml:space="preserve">System administrator</w:t>
             </w:r>
           </w:p>
         </w:tc>
@@ -7024,7 +5466,7 @@
                 <w:sz w:val="19"/>
                 <w:szCs w:val="19"/>
               </w:rPr>
-              <w:t xml:space="preserve">Add and refresh lessons, quizzes and phishing scenarios</w:t>
+              <w:t xml:space="preserve">New and updated lessons, quizzes and phishing scenarios</w:t>
             </w:r>
           </w:p>
         </w:tc>
@@ -7110,7 +5552,7 @@
                 <w:sz w:val="19"/>
                 <w:szCs w:val="19"/>
               </w:rPr>
-              <w:t xml:space="preserve">Publish alerts about current threats</w:t>
+              <w:t xml:space="preserve">Review of objectives, user satisfaction, response times, quiz and phishing results</w:t>
             </w:r>
           </w:p>
         </w:tc>
@@ -7137,7 +5579,7 @@
                 <w:sz w:val="19"/>
                 <w:szCs w:val="19"/>
               </w:rPr>
-              <w:t xml:space="preserve">When needed</w:t>
+              <w:t xml:space="preserve">3 months and 12 months after start</w:t>
             </w:r>
           </w:p>
         </w:tc>
@@ -7164,7 +5606,7 @@
                 <w:sz w:val="19"/>
                 <w:szCs w:val="19"/>
               </w:rPr>
-              <w:t xml:space="preserve">Administrator, with advice from officers</w:t>
+              <w:t xml:space="preserve">Project owner and supervisor</w:t>
             </w:r>
           </w:p>
         </w:tc>
@@ -7196,179 +5638,7 @@
                 <w:sz w:val="19"/>
                 <w:szCs w:val="19"/>
               </w:rPr>
-              <w:t xml:space="preserve">Post-implementation review: objectives met, user satisfaction, incident response times, quiz and phishing trends</w:t>
-            </w:r>
-          </w:p>
-        </w:tc>
-        <w:tc>
-          <w:tcPr>
-            <w:tcW w:type="dxa" w:w="2500"/>
-            <w:tcBorders>
-              <w:top w:val="single" w:color="B8C2D0" w:sz="4"/>
-              <w:left w:val="single" w:color="B8C2D0" w:sz="4"/>
-              <w:bottom w:val="single" w:color="B8C2D0" w:sz="4"/>
-              <w:right w:val="single" w:color="B8C2D0" w:sz="4"/>
-            </w:tcBorders>
-            <w:shd w:fill="FFFFFF" w:color="auto" w:val="clear"/>
-            <w:tcMar>
-              <w:top w:type="dxa" w:w="60"/>
-              <w:left w:type="dxa" w:w="100"/>
-              <w:bottom w:type="dxa" w:w="60"/>
-              <w:right w:type="dxa" w:w="100"/>
-            </w:tcMar>
-          </w:tcPr>
-          <w:p>
-            <w:r>
-              <w:rPr>
-                <w:sz w:val="19"/>
-                <w:szCs w:val="19"/>
-              </w:rPr>
-              <w:t xml:space="preserve">3 months and 12 months after start</w:t>
-            </w:r>
-          </w:p>
-        </w:tc>
-        <w:tc>
-          <w:tcPr>
-            <w:tcW w:type="dxa" w:w="2226"/>
-            <w:tcBorders>
-              <w:top w:val="single" w:color="B8C2D0" w:sz="4"/>
-              <w:left w:val="single" w:color="B8C2D0" w:sz="4"/>
-              <w:bottom w:val="single" w:color="B8C2D0" w:sz="4"/>
-              <w:right w:val="single" w:color="B8C2D0" w:sz="4"/>
-            </w:tcBorders>
-            <w:shd w:fill="FFFFFF" w:color="auto" w:val="clear"/>
-            <w:tcMar>
-              <w:top w:type="dxa" w:w="60"/>
-              <w:left w:type="dxa" w:w="100"/>
-              <w:bottom w:type="dxa" w:w="60"/>
-              <w:right w:type="dxa" w:w="100"/>
-            </w:tcMar>
-          </w:tcPr>
-          <w:p>
-            <w:r>
-              <w:rPr>
-                <w:sz w:val="19"/>
-                <w:szCs w:val="19"/>
-              </w:rPr>
-              <w:t xml:space="preserve">Project owner and supervisor</w:t>
-            </w:r>
-          </w:p>
-        </w:tc>
-      </w:tr>
-      <w:tr>
-        <w:trPr>
-          <w:cantSplit/>
-        </w:trPr>
-        <w:tc>
-          <w:tcPr>
-            <w:tcW w:type="dxa" w:w="4300"/>
-            <w:tcBorders>
-              <w:top w:val="single" w:color="B8C2D0" w:sz="4"/>
-              <w:left w:val="single" w:color="B8C2D0" w:sz="4"/>
-              <w:bottom w:val="single" w:color="B8C2D0" w:sz="4"/>
-              <w:right w:val="single" w:color="B8C2D0" w:sz="4"/>
-            </w:tcBorders>
-            <w:shd w:fill="FFFFFF" w:color="auto" w:val="clear"/>
-            <w:tcMar>
-              <w:top w:type="dxa" w:w="60"/>
-              <w:left w:type="dxa" w:w="100"/>
-              <w:bottom w:type="dxa" w:w="60"/>
-              <w:right w:type="dxa" w:w="100"/>
-            </w:tcMar>
-          </w:tcPr>
-          <w:p>
-            <w:r>
-              <w:rPr>
-                <w:sz w:val="19"/>
-                <w:szCs w:val="19"/>
-              </w:rPr>
-              <w:t xml:space="preserve">Record and rank change requests</w:t>
-            </w:r>
-          </w:p>
-        </w:tc>
-        <w:tc>
-          <w:tcPr>
-            <w:tcW w:type="dxa" w:w="2500"/>
-            <w:tcBorders>
-              <w:top w:val="single" w:color="B8C2D0" w:sz="4"/>
-              <w:left w:val="single" w:color="B8C2D0" w:sz="4"/>
-              <w:bottom w:val="single" w:color="B8C2D0" w:sz="4"/>
-              <w:right w:val="single" w:color="B8C2D0" w:sz="4"/>
-            </w:tcBorders>
-            <w:shd w:fill="FFFFFF" w:color="auto" w:val="clear"/>
-            <w:tcMar>
-              <w:top w:type="dxa" w:w="60"/>
-              <w:left w:type="dxa" w:w="100"/>
-              <w:bottom w:type="dxa" w:w="60"/>
-              <w:right w:type="dxa" w:w="100"/>
-            </w:tcMar>
-          </w:tcPr>
-          <w:p>
-            <w:r>
-              <w:rPr>
-                <w:sz w:val="19"/>
-                <w:szCs w:val="19"/>
-              </w:rPr>
-              <w:t xml:space="preserve">Always</w:t>
-            </w:r>
-          </w:p>
-        </w:tc>
-        <w:tc>
-          <w:tcPr>
-            <w:tcW w:type="dxa" w:w="2226"/>
-            <w:tcBorders>
-              <w:top w:val="single" w:color="B8C2D0" w:sz="4"/>
-              <w:left w:val="single" w:color="B8C2D0" w:sz="4"/>
-              <w:bottom w:val="single" w:color="B8C2D0" w:sz="4"/>
-              <w:right w:val="single" w:color="B8C2D0" w:sz="4"/>
-            </w:tcBorders>
-            <w:shd w:fill="FFFFFF" w:color="auto" w:val="clear"/>
-            <w:tcMar>
-              <w:top w:type="dxa" w:w="60"/>
-              <w:left w:type="dxa" w:w="100"/>
-              <w:bottom w:type="dxa" w:w="60"/>
-              <w:right w:type="dxa" w:w="100"/>
-            </w:tcMar>
-          </w:tcPr>
-          <w:p>
-            <w:r>
-              <w:rPr>
-                <w:sz w:val="19"/>
-                <w:szCs w:val="19"/>
-              </w:rPr>
-              <w:t xml:space="preserve">Administrator</w:t>
-            </w:r>
-          </w:p>
-        </w:tc>
-      </w:tr>
-      <w:tr>
-        <w:trPr>
-          <w:cantSplit/>
-        </w:trPr>
-        <w:tc>
-          <w:tcPr>
-            <w:tcW w:type="dxa" w:w="4300"/>
-            <w:tcBorders>
-              <w:top w:val="single" w:color="B8C2D0" w:sz="4"/>
-              <w:left w:val="single" w:color="B8C2D0" w:sz="4"/>
-              <w:bottom w:val="single" w:color="B8C2D0" w:sz="4"/>
-              <w:right w:val="single" w:color="B8C2D0" w:sz="4"/>
-            </w:tcBorders>
-            <w:shd w:fill="FFFFFF" w:color="auto" w:val="clear"/>
-            <w:tcMar>
-              <w:top w:type="dxa" w:w="60"/>
-              <w:left w:type="dxa" w:w="100"/>
-              <w:bottom w:type="dxa" w:w="60"/>
-              <w:right w:type="dxa" w:w="100"/>
-            </w:tcMar>
-          </w:tcPr>
-          <w:p>
-            <w:r>
-              <w:rPr>
-                <w:sz w:val="19"/>
-                <w:szCs w:val="19"/>
-              </w:rPr>
-              <w:t xml:space="preserve">Run the automatic tests before every change goes live</w:t>
+              <w:t xml:space="preserve">Automatic tests before every change goes live</w:t>
             </w:r>
           </w:p>
         </w:tc>
@@ -7438,14 +5708,7 @@
         <w:spacing w:after="120" w:line="300"/>
       </w:pPr>
       <w:r>
-        <w:rPr>
-          <w:b/>
-          <w:bCs/>
-        </w:rPr>
-        <w:t xml:space="preserve">Measures of success for the review:</w:t>
-      </w:r>
-      <w:r>
-        <w:t xml:space="preserve"> the share of staff who finished lessons; the average quiz score and pass rate; the trend in phishing detection; the number of incidents reported and the average time from report to first assignment and to closure; and a user satisfaction rating.</w:t>
+        <w:t xml:space="preserve">Measures for the review: the share of staff who finish lessons; the average quiz score and pass rate; phishing detection results; the number of incidents reported; the time from report to first assignment and to closure.</w:t>
       </w:r>
     </w:p>
     <w:p>
